--- a/exercices/UtilitairesLigneCommande/Solutions/Utilitaire_2_SOL.docx
+++ b/exercices/UtilitairesLigneCommande/Solutions/Utilitaire_2_SOL.docx
@@ -1,10 +1,22 @@
 
 <file path=word/document.xml><?xml version="1.0" encoding="utf-8"?>
-<w:document xmlns:wpc="http://schemas.microsoft.com/office/word/2010/wordprocessingCanvas" xmlns:cx="http://schemas.microsoft.com/office/drawing/2014/chartex" xmlns:cx1="http://schemas.microsoft.com/office/drawing/2015/9/8/chartex" xmlns:cx2="http://schemas.microsoft.com/office/drawing/2015/10/21/chartex" xmlns:cx3="http://schemas.microsoft.com/office/drawing/2016/5/9/chartex" xmlns:cx4="http://schemas.microsoft.com/office/drawing/2016/5/10/chartex" xmlns:cx5="http://schemas.microsoft.com/office/drawing/2016/5/11/chartex" xmlns:cx6="http://schemas.microsoft.com/office/drawing/2016/5/12/chartex" xmlns:cx7="http://schemas.microsoft.com/office/drawing/2016/5/13/chartex" xmlns:cx8="http://schemas.microsoft.com/office/drawing/2016/5/14/chartex" xmlns:mc="http://schemas.openxmlformats.org/markup-compatibility/2006" xmlns:aink="http://schemas.microsoft.com/office/drawing/2016/ink" xmlns:am3d="http://schemas.microsoft.com/office/drawing/2017/model3d" xmlns:o="urn:schemas-microsoft-com:office:office" xmlns:oel="http://schemas.microsoft.com/office/2019/extlst" xmlns:r="http://schemas.openxmlformats.org/officeDocument/2006/relationships" xmlns:m="http://schemas.openxmlformats.org/officeDocument/2006/math" xmlns:v="urn:schemas-microsoft-com:vml" xmlns:wp14="http://schemas.microsoft.com/office/word/2010/wordprocessingDrawing" xmlns:wp="http://schemas.openxmlformats.org/drawingml/2006/wordprocessingDrawing" xmlns:w10="urn:schemas-microsoft-com:office:word" xmlns:w="http://schemas.openxmlformats.org/wordprocessingml/2006/main" xmlns:w14="http://schemas.microsoft.com/office/word/2010/wordml" xmlns:w15="http://schemas.microsoft.com/office/word/2012/wordml" xmlns:w16cex="http://schemas.microsoft.com/office/word/2018/wordml/cex" xmlns:w16cid="http://schemas.microsoft.com/office/word/2016/wordml/cid" xmlns:w16="http://schemas.microsoft.com/office/word/2018/wordml" xmlns:w16sdtdh="http://schemas.microsoft.com/office/word/2020/wordml/sdtdatahash" xmlns:w16se="http://schemas.microsoft.com/office/word/2015/wordml/symex" xmlns:wpg="http://schemas.microsoft.com/office/word/2010/wordprocessingGroup" xmlns:wpi="http://schemas.microsoft.com/office/word/2010/wordprocessingInk" xmlns:wne="http://schemas.microsoft.com/office/word/2006/wordml" xmlns:wps="http://schemas.microsoft.com/office/word/2010/wordprocessingShape" mc:Ignorable="w14 w15 w16se w16cid w16 w16cex w16sdtdh wp14">
+<w:document xmlns:o="urn:schemas-microsoft-com:office:office" xmlns:r="http://schemas.openxmlformats.org/officeDocument/2006/relationships" xmlns:v="urn:schemas-microsoft-com:vml" xmlns:w="http://schemas.openxmlformats.org/wordprocessingml/2006/main" xmlns:w10="urn:schemas-microsoft-com:office:word" xmlns:wp="http://schemas.openxmlformats.org/drawingml/2006/wordprocessingDrawing" xmlns:wps="http://schemas.microsoft.com/office/word/2010/wordprocessingShape" xmlns:wpg="http://schemas.microsoft.com/office/word/2010/wordprocessingGroup" xmlns:mc="http://schemas.openxmlformats.org/markup-compatibility/2006" xmlns:wp14="http://schemas.microsoft.com/office/word/2010/wordprocessingDrawing" xmlns:w14="http://schemas.microsoft.com/office/word/2010/wordml" xmlns:w15="http://schemas.microsoft.com/office/word/2012/wordml" mc:Ignorable="w14 wp14 w15">
   <w:body>
     <w:p>
       <w:pPr>
-        <w:spacing w:after="120" w:line="240" w:lineRule="auto"/>
+        <w:pStyle w:val="Normal"/>
+        <w:spacing w:lineRule="auto" w:line="240" w:before="0" w:after="120"/>
+        <w:rPr>
+          <w:b/>
+          <w:bCs/>
+          <w:i/>
+          <w:i/>
+          <w:iCs/>
+          <w:sz w:val="24"/>
+          <w:szCs w:val="24"/>
+        </w:rPr>
+      </w:pPr>
+      <w:r>
         <w:rPr>
           <w:b/>
           <w:bCs/>
@@ -13,6 +25,22 @@
           <w:sz w:val="24"/>
           <w:szCs w:val="24"/>
         </w:rPr>
+        <w:t>420-113 – Système d’exploitation</w:t>
+      </w:r>
+    </w:p>
+    <w:p>
+      <w:pPr>
+        <w:pStyle w:val="Normal"/>
+        <w:spacing w:lineRule="auto" w:line="240" w:before="0" w:after="120"/>
+        <w:rPr>
+          <w:b/>
+          <w:bCs/>
+          <w:i/>
+          <w:i/>
+          <w:iCs/>
+          <w:sz w:val="24"/>
+          <w:szCs w:val="24"/>
+        </w:rPr>
       </w:pPr>
       <w:r>
         <w:rPr>
@@ -23,8 +51,23 @@
           <w:sz w:val="24"/>
           <w:szCs w:val="24"/>
         </w:rPr>
-        <w:t>420-113 – Système d</w:t>
-      </w:r>
+        <w:t>Semaine 11 – Exécutables et processus</w:t>
+      </w:r>
+    </w:p>
+    <w:p>
+      <w:pPr>
+        <w:pStyle w:val="Normal"/>
+        <w:jc w:val="center"/>
+        <w:rPr>
+          <w:b/>
+          <w:bCs/>
+          <w:i/>
+          <w:i/>
+          <w:iCs/>
+          <w:sz w:val="24"/>
+          <w:szCs w:val="24"/>
+        </w:rPr>
+      </w:pPr>
       <w:r>
         <w:rPr>
           <w:b/>
@@ -34,8 +77,22 @@
           <w:sz w:val="24"/>
           <w:szCs w:val="24"/>
         </w:rPr>
-        <w:t>’</w:t>
-      </w:r>
+      </w:r>
+    </w:p>
+    <w:p>
+      <w:pPr>
+        <w:pStyle w:val="Normal"/>
+        <w:jc w:val="center"/>
+        <w:rPr>
+          <w:b/>
+          <w:bCs/>
+          <w:i/>
+          <w:i/>
+          <w:iCs/>
+          <w:sz w:val="24"/>
+          <w:szCs w:val="24"/>
+        </w:rPr>
+      </w:pPr>
       <w:r>
         <w:rPr>
           <w:b/>
@@ -45,12 +102,18 @@
           <w:sz w:val="24"/>
           <w:szCs w:val="24"/>
         </w:rPr>
-        <w:t>exploitation</w:t>
-      </w:r>
-    </w:p>
-    <w:p>
-      <w:pPr>
-        <w:spacing w:after="120" w:line="240" w:lineRule="auto"/>
+        <w:t xml:space="preserve">Exercice 2 – </w:t>
+      </w:r>
+      <w:r>
+        <w:rPr>
+          <w:b/>
+          <w:bCs/>
+          <w:sz w:val="24"/>
+          <w:szCs w:val="24"/>
+        </w:rPr>
+        <w:t>grep</w:t>
+      </w:r>
+      <w:r>
         <w:rPr>
           <w:b/>
           <w:bCs/>
@@ -59,7 +122,105 @@
           <w:sz w:val="24"/>
           <w:szCs w:val="24"/>
         </w:rPr>
-      </w:pPr>
+        <w:t xml:space="preserve"> et </w:t>
+      </w:r>
+      <w:r>
+        <w:rPr>
+          <w:b/>
+          <w:bCs/>
+          <w:sz w:val="24"/>
+          <w:szCs w:val="24"/>
+        </w:rPr>
+        <w:t>find</w:t>
+      </w:r>
+    </w:p>
+    <w:p>
+      <w:pPr>
+        <w:pStyle w:val="Normal"/>
+        <w:rPr>
+          <w:sz w:val="24"/>
+          <w:szCs w:val="24"/>
+        </w:rPr>
+      </w:pPr>
+      <w:r>
+        <w:rPr>
+          <w:sz w:val="24"/>
+          <w:szCs w:val="24"/>
+        </w:rPr>
+      </w:r>
+    </w:p>
+    <w:p>
+      <w:pPr>
+        <w:pStyle w:val="Normal"/>
+        <w:rPr>
+          <w:sz w:val="24"/>
+          <w:szCs w:val="24"/>
+          <w:u w:val="single"/>
+        </w:rPr>
+      </w:pPr>
+      <w:r>
+        <w:rPr>
+          <w:sz w:val="24"/>
+          <w:szCs w:val="24"/>
+          <w:u w:val="single"/>
+        </w:rPr>
+        <w:t>Préalables</w:t>
+      </w:r>
+    </w:p>
+    <w:p>
+      <w:pPr>
+        <w:pStyle w:val="ListParagraph"/>
+        <w:numPr>
+          <w:ilvl w:val="0"/>
+          <w:numId w:val="1"/>
+        </w:numPr>
+        <w:spacing w:before="0" w:after="0"/>
+        <w:ind w:hanging="357" w:left="714"/>
+        <w:contextualSpacing/>
+        <w:rPr>
+          <w:sz w:val="24"/>
+          <w:szCs w:val="24"/>
+        </w:rPr>
+      </w:pPr>
+      <w:r>
+        <w:rPr>
+          <w:sz w:val="24"/>
+          <w:szCs w:val="24"/>
+        </w:rPr>
+        <w:t xml:space="preserve">Importez dans </w:t>
+      </w:r>
+      <w:r>
+        <w:rPr>
+          <w:i/>
+          <w:iCs/>
+          <w:sz w:val="24"/>
+          <w:szCs w:val="24"/>
+        </w:rPr>
+        <w:t>Workstation</w:t>
+      </w:r>
+      <w:r>
+        <w:rPr>
+          <w:sz w:val="24"/>
+          <w:szCs w:val="24"/>
+        </w:rPr>
+        <w:t xml:space="preserve"> ou </w:t>
+      </w:r>
+      <w:r>
+        <w:rPr>
+          <w:i/>
+          <w:iCs/>
+          <w:sz w:val="24"/>
+          <w:szCs w:val="24"/>
+        </w:rPr>
+        <w:t>VirtualBox</w:t>
+      </w:r>
+      <w:r>
+        <w:rPr>
+          <w:sz w:val="24"/>
+          <w:szCs w:val="24"/>
+        </w:rPr>
+        <w:t xml:space="preserve"> la VM </w:t>
+      </w:r>
       <w:r>
         <w:rPr>
           <w:b/>
@@ -69,7 +230,37 @@
           <w:sz w:val="24"/>
           <w:szCs w:val="24"/>
         </w:rPr>
-        <w:t xml:space="preserve">Semaine </w:t>
+        <w:t>BaseDeb12.ova</w:t>
+      </w:r>
+      <w:r>
+        <w:rPr>
+          <w:sz w:val="24"/>
+          <w:szCs w:val="24"/>
+        </w:rPr>
+        <w:t xml:space="preserve"> fournie par le professeur</w:t>
+      </w:r>
+    </w:p>
+    <w:p>
+      <w:pPr>
+        <w:pStyle w:val="ListParagraph"/>
+        <w:numPr>
+          <w:ilvl w:val="0"/>
+          <w:numId w:val="1"/>
+        </w:numPr>
+        <w:spacing w:before="0" w:after="0"/>
+        <w:ind w:hanging="357" w:left="714"/>
+        <w:contextualSpacing w:val="false"/>
+        <w:rPr>
+          <w:sz w:val="24"/>
+          <w:szCs w:val="24"/>
+        </w:rPr>
+      </w:pPr>
+      <w:r>
+        <w:rPr>
+          <w:sz w:val="24"/>
+          <w:szCs w:val="24"/>
+        </w:rPr>
+        <w:t xml:space="preserve">Ouvrez une session avec l’utilisateur </w:t>
       </w:r>
       <w:r>
         <w:rPr>
@@ -80,7 +271,14 @@
           <w:sz w:val="24"/>
           <w:szCs w:val="24"/>
         </w:rPr>
-        <w:t>1</w:t>
+        <w:t>info</w:t>
+      </w:r>
+      <w:r>
+        <w:rPr>
+          <w:sz w:val="24"/>
+          <w:szCs w:val="24"/>
+        </w:rPr>
+        <w:t xml:space="preserve">, mot de passe : </w:t>
       </w:r>
       <w:r>
         <w:rPr>
@@ -91,357 +289,52 @@
           <w:sz w:val="24"/>
           <w:szCs w:val="24"/>
         </w:rPr>
-        <w:t>1</w:t>
-      </w:r>
-      <w:r>
-        <w:rPr>
-          <w:b/>
-          <w:bCs/>
-          <w:i/>
-          <w:iCs/>
-          <w:sz w:val="24"/>
-          <w:szCs w:val="24"/>
-        </w:rPr>
-        <w:t xml:space="preserve"> – </w:t>
-      </w:r>
-      <w:r>
-        <w:rPr>
-          <w:b/>
-          <w:bCs/>
-          <w:i/>
-          <w:iCs/>
-          <w:sz w:val="24"/>
-          <w:szCs w:val="24"/>
-        </w:rPr>
-        <w:t>Exécutables et processus</w:t>
+        <w:t>abc-123</w:t>
       </w:r>
     </w:p>
     <w:p>
       <w:pPr>
-        <w:jc w:val="center"/>
-        <w:rPr>
-          <w:b/>
-          <w:bCs/>
-          <w:i/>
-          <w:iCs/>
-          <w:sz w:val="24"/>
-          <w:szCs w:val="24"/>
-        </w:rPr>
-      </w:pPr>
+        <w:pStyle w:val="Normal"/>
+        <w:rPr>
+          <w:sz w:val="24"/>
+          <w:szCs w:val="24"/>
+        </w:rPr>
+      </w:pPr>
+      <w:r>
+        <w:rPr>
+          <w:sz w:val="24"/>
+          <w:szCs w:val="24"/>
+        </w:rPr>
+      </w:r>
     </w:p>
     <w:p>
       <w:pPr>
-        <w:jc w:val="center"/>
-        <w:rPr>
-          <w:b/>
-          <w:bCs/>
-          <w:i/>
-          <w:iCs/>
-          <w:sz w:val="24"/>
-          <w:szCs w:val="24"/>
-        </w:rPr>
-      </w:pPr>
-      <w:r>
-        <w:rPr>
-          <w:b/>
-          <w:bCs/>
-          <w:i/>
-          <w:iCs/>
-          <w:sz w:val="24"/>
-          <w:szCs w:val="24"/>
-        </w:rPr>
-        <w:t>Exercice</w:t>
-      </w:r>
-      <w:r>
-        <w:rPr>
-          <w:b/>
-          <w:bCs/>
-          <w:i/>
-          <w:iCs/>
-          <w:sz w:val="24"/>
-          <w:szCs w:val="24"/>
-        </w:rPr>
-        <w:t xml:space="preserve"> </w:t>
-      </w:r>
-      <w:r>
-        <w:rPr>
-          <w:b/>
-          <w:bCs/>
-          <w:i/>
-          <w:iCs/>
-          <w:sz w:val="24"/>
-          <w:szCs w:val="24"/>
-        </w:rPr>
-        <w:t>2</w:t>
-      </w:r>
-      <w:r>
-        <w:rPr>
-          <w:b/>
-          <w:bCs/>
-          <w:i/>
-          <w:iCs/>
-          <w:sz w:val="24"/>
-          <w:szCs w:val="24"/>
-        </w:rPr>
-        <w:t xml:space="preserve"> – </w:t>
-      </w:r>
-      <w:r>
-        <w:rPr>
-          <w:b/>
-          <w:bCs/>
-          <w:sz w:val="24"/>
-          <w:szCs w:val="24"/>
-        </w:rPr>
-        <w:t>grep</w:t>
-      </w:r>
-      <w:r>
-        <w:rPr>
-          <w:b/>
-          <w:bCs/>
-          <w:i/>
-          <w:iCs/>
-          <w:sz w:val="24"/>
-          <w:szCs w:val="24"/>
-        </w:rPr>
-        <w:t xml:space="preserve"> et </w:t>
-      </w:r>
-      <w:r>
-        <w:rPr>
-          <w:b/>
-          <w:bCs/>
-          <w:sz w:val="24"/>
-          <w:szCs w:val="24"/>
-        </w:rPr>
-        <w:t>find</w:t>
-      </w:r>
-    </w:p>
-    <w:p>
-      <w:pPr>
-        <w:rPr>
-          <w:sz w:val="24"/>
-          <w:szCs w:val="24"/>
-        </w:rPr>
-      </w:pPr>
-    </w:p>
-    <w:p>
-      <w:pPr>
-        <w:rPr>
-          <w:sz w:val="24"/>
-          <w:szCs w:val="24"/>
-          <w:u w:val="single"/>
-        </w:rPr>
-      </w:pPr>
-      <w:r>
-        <w:rPr>
-          <w:sz w:val="24"/>
-          <w:szCs w:val="24"/>
-          <w:u w:val="single"/>
-        </w:rPr>
-        <w:t>Préalables</w:t>
-      </w:r>
-    </w:p>
-    <w:p>
-      <w:pPr>
-        <w:pStyle w:val="Paragraphedeliste"/>
+        <w:pStyle w:val="ListParagraph"/>
         <w:numPr>
           <w:ilvl w:val="0"/>
           <w:numId w:val="2"/>
         </w:numPr>
-        <w:spacing w:after="0"/>
-        <w:ind w:left="714" w:hanging="357"/>
-        <w:rPr>
-          <w:sz w:val="24"/>
-          <w:szCs w:val="24"/>
-        </w:rPr>
-      </w:pPr>
-      <w:r>
-        <w:rPr>
-          <w:sz w:val="24"/>
-          <w:szCs w:val="24"/>
-        </w:rPr>
-        <w:t xml:space="preserve">Importez dans </w:t>
-      </w:r>
-      <w:r>
-        <w:rPr>
-          <w:i w:val="1"/>
-          <w:iCs w:val="1"/>
-          <w:sz w:val="24"/>
-          <w:szCs w:val="24"/>
-        </w:rPr>
-        <w:t>Workstation</w:t>
-      </w:r>
-      <w:r>
-        <w:rPr>
-          <w:sz w:val="24"/>
-          <w:szCs w:val="24"/>
-        </w:rPr>
-        <w:t xml:space="preserve"> ou </w:t>
-      </w:r>
-      <w:r>
-        <w:rPr>
-          <w:i w:val="1"/>
-          <w:iCs w:val="1"/>
-          <w:sz w:val="24"/>
-          <w:szCs w:val="24"/>
-        </w:rPr>
-        <w:t>VirtualBox</w:t>
-      </w:r>
-      <w:r>
-        <w:rPr>
-          <w:sz w:val="24"/>
-          <w:szCs w:val="24"/>
-        </w:rPr>
-        <w:t xml:space="preserve"> la VM </w:t>
-      </w:r>
-      <w:r>
-        <w:rPr>
-          <w:b w:val="1"/>
-          <w:bCs w:val="1"/>
-          <w:i w:val="1"/>
-          <w:iCs w:val="1"/>
-          <w:sz w:val="24"/>
-          <w:szCs w:val="24"/>
-        </w:rPr>
-        <w:t>BaseDeb</w:t>
-      </w:r>
-      <w:r>
-        <w:rPr>
-          <w:b w:val="1"/>
-          <w:bCs w:val="1"/>
-          <w:i w:val="1"/>
-          <w:iCs w:val="1"/>
-          <w:sz w:val="24"/>
-          <w:szCs w:val="24"/>
-        </w:rPr>
-        <w:t>12</w:t>
-      </w:r>
-      <w:r>
-        <w:rPr>
-          <w:b w:val="1"/>
-          <w:bCs w:val="1"/>
-          <w:i w:val="1"/>
-          <w:iCs w:val="1"/>
-          <w:sz w:val="24"/>
-          <w:szCs w:val="24"/>
-        </w:rPr>
-        <w:t>.ova</w:t>
-      </w:r>
-      <w:r>
-        <w:rPr>
-          <w:sz w:val="24"/>
-          <w:szCs w:val="24"/>
-        </w:rPr>
-        <w:t xml:space="preserve"> fournie par le professeur</w:t>
-      </w:r>
-    </w:p>
-    <w:p>
-      <w:pPr>
-        <w:pStyle w:val="Paragraphedeliste"/>
-        <w:numPr>
-          <w:ilvl w:val="0"/>
-          <w:numId w:val="2"/>
-        </w:numPr>
-        <w:spacing w:after="0"/>
-        <w:ind w:left="714" w:hanging="357"/>
-        <w:contextualSpacing w:val="0"/>
-        <w:rPr>
-          <w:sz w:val="24"/>
-          <w:szCs w:val="24"/>
-        </w:rPr>
-      </w:pPr>
-      <w:r>
-        <w:rPr>
-          <w:sz w:val="24"/>
-          <w:szCs w:val="24"/>
-        </w:rPr>
-        <w:t xml:space="preserve">Ouvrez une session avec </w:t>
-      </w:r>
-      <w:r>
-        <w:rPr>
-          <w:sz w:val="24"/>
-          <w:szCs w:val="24"/>
-        </w:rPr>
-        <w:t>l’utilisateur</w:t>
-      </w:r>
-      <w:r>
-        <w:rPr>
-          <w:sz w:val="24"/>
-          <w:szCs w:val="24"/>
-        </w:rPr>
-        <w:t xml:space="preserve"> </w:t>
-      </w:r>
-      <w:r>
-        <w:rPr>
-          <w:b/>
-          <w:bCs/>
+        <w:spacing w:before="0" w:after="160"/>
+        <w:ind w:hanging="357" w:left="357"/>
+        <w:contextualSpacing w:val="false"/>
+        <w:rPr>
+          <w:sz w:val="24"/>
+          <w:szCs w:val="24"/>
+        </w:rPr>
+      </w:pPr>
+      <w:r>
+        <w:rPr>
+          <w:sz w:val="24"/>
+          <w:szCs w:val="24"/>
+        </w:rPr>
+        <w:t xml:space="preserve">Quelle commande affiche toutes les lignes du fichier </w:t>
+      </w:r>
+      <w:r>
+        <w:rPr>
           <w:i/>
           <w:iCs/>
           <w:sz w:val="24"/>
           <w:szCs w:val="24"/>
-        </w:rPr>
-        <w:t>info</w:t>
-      </w:r>
-      <w:r>
-        <w:rPr>
-          <w:sz w:val="24"/>
-          <w:szCs w:val="24"/>
-        </w:rPr>
-        <w:t xml:space="preserve">, mot de passe : </w:t>
-      </w:r>
-      <w:r>
-        <w:rPr>
-          <w:b/>
-          <w:bCs/>
-          <w:i/>
-          <w:iCs/>
-          <w:sz w:val="24"/>
-          <w:szCs w:val="24"/>
-        </w:rPr>
-        <w:t>abc-123</w:t>
-      </w:r>
-    </w:p>
-    <w:p>
-      <w:pPr>
-        <w:rPr>
-          <w:sz w:val="24"/>
-          <w:szCs w:val="24"/>
-        </w:rPr>
-      </w:pPr>
-    </w:p>
-    <w:p>
-      <w:pPr>
-        <w:pStyle w:val="Paragraphedeliste"/>
-        <w:numPr>
-          <w:ilvl w:val="0"/>
-          <w:numId w:val="4"/>
-        </w:numPr>
-        <w:ind w:left="357" w:hanging="357"/>
-        <w:contextualSpacing w:val="0"/>
-        <w:rPr>
-          <w:sz w:val="24"/>
-          <w:szCs w:val="24"/>
-        </w:rPr>
-      </w:pPr>
-      <w:r>
-        <w:rPr>
-          <w:sz w:val="24"/>
-          <w:szCs w:val="24"/>
-        </w:rPr>
-        <w:t xml:space="preserve">Quelle commande </w:t>
-      </w:r>
-      <w:r>
-        <w:rPr>
-          <w:sz w:val="24"/>
-          <w:szCs w:val="24"/>
-        </w:rPr>
-        <w:t xml:space="preserve">affiche toutes les lignes du fichier </w:t>
-      </w:r>
-      <w:r>
-        <w:rPr>
-          <w:i/>
-          <w:iCs/>
-          <w:sz w:val="24"/>
-          <w:szCs w:val="24"/>
           <w:u w:val="single"/>
         </w:rPr>
         <w:t>/etc/passwd</w:t>
@@ -451,36 +344,42 @@
           <w:sz w:val="24"/>
           <w:szCs w:val="24"/>
         </w:rPr>
-        <w:t xml:space="preserve"> qui contiennent la chaîne de caractères « /bin/bash »</w:t>
-      </w:r>
-      <w:r>
-        <w:rPr>
-          <w:sz w:val="24"/>
-          <w:szCs w:val="24"/>
-        </w:rPr>
-        <w:t>?</w:t>
+        <w:t xml:space="preserve"> qui contiennent la chaîne de caractères « /bin/bash »?</w:t>
       </w:r>
     </w:p>
     <w:tbl>
       <w:tblPr>
         <w:tblStyle w:val="Grilledutableau"/>
-        <w:tblW w:w="0" w:type="auto"/>
+        <w:tblW w:w="8499" w:type="dxa"/>
+        <w:jc w:val="left"/>
         <w:tblInd w:w="357" w:type="dxa"/>
-        <w:tblLook w:val="04A0" w:firstRow="1" w:lastRow="0" w:firstColumn="1" w:lastColumn="0" w:noHBand="0" w:noVBand="1"/>
+        <w:tblLayout w:type="fixed"/>
+        <w:tblCellMar>
+          <w:top w:w="0" w:type="dxa"/>
+          <w:left w:w="108" w:type="dxa"/>
+          <w:bottom w:w="0" w:type="dxa"/>
+          <w:right w:w="108" w:type="dxa"/>
+        </w:tblCellMar>
+        <w:tblLook w:val="04a0" w:noHBand="0" w:noVBand="1" w:firstColumn="1" w:lastRow="0" w:lastColumn="0" w:firstRow="1"/>
       </w:tblPr>
       <w:tblGrid>
         <w:gridCol w:w="8499"/>
       </w:tblGrid>
       <w:tr>
+        <w:trPr/>
         <w:tc>
           <w:tcPr>
-            <w:tcW w:w="8780" w:type="dxa"/>
+            <w:tcW w:w="8499" w:type="dxa"/>
+            <w:tcBorders/>
           </w:tcPr>
           <w:p>
             <w:pPr>
-              <w:pStyle w:val="Paragraphedeliste"/>
+              <w:pStyle w:val="ListParagraph"/>
+              <w:widowControl/>
+              <w:spacing w:lineRule="auto" w:line="240" w:before="0" w:after="0"/>
               <w:ind w:left="0"/>
-              <w:contextualSpacing w:val="0"/>
+              <w:contextualSpacing w:val="false"/>
+              <w:jc w:val="left"/>
               <w:rPr>
                 <w:sz w:val="24"/>
                 <w:szCs w:val="24"/>
@@ -488,8 +387,11 @@
             </w:pPr>
             <w:r>
               <w:rPr>
+                <w:rFonts w:eastAsia="Calibri" w:cs=""/>
+                <w:kern w:val="0"/>
                 <w:sz w:val="24"/>
                 <w:szCs w:val="24"/>
+                <w:lang w:val="fr-CA" w:eastAsia="en-US" w:bidi="ar-SA"/>
               </w:rPr>
               <w:t>grep /bin/bash /etc/passwd</w:t>
             </w:r>
@@ -499,24 +401,32 @@
     </w:tbl>
     <w:p>
       <w:pPr>
-        <w:pStyle w:val="Paragraphedeliste"/>
+        <w:pStyle w:val="ListParagraph"/>
+        <w:spacing w:before="0" w:after="160"/>
         <w:ind w:left="357"/>
-        <w:contextualSpacing w:val="0"/>
-        <w:rPr>
-          <w:sz w:val="24"/>
-          <w:szCs w:val="24"/>
-        </w:rPr>
-      </w:pPr>
+        <w:contextualSpacing w:val="false"/>
+        <w:rPr>
+          <w:sz w:val="24"/>
+          <w:szCs w:val="24"/>
+        </w:rPr>
+      </w:pPr>
+      <w:r>
+        <w:rPr>
+          <w:sz w:val="24"/>
+          <w:szCs w:val="24"/>
+        </w:rPr>
+      </w:r>
     </w:p>
     <w:p>
       <w:pPr>
-        <w:pStyle w:val="Paragraphedeliste"/>
+        <w:pStyle w:val="ListParagraph"/>
         <w:numPr>
           <w:ilvl w:val="0"/>
-          <w:numId w:val="4"/>
+          <w:numId w:val="2"/>
         </w:numPr>
-        <w:ind w:left="357" w:hanging="357"/>
-        <w:contextualSpacing w:val="0"/>
+        <w:spacing w:before="0" w:after="160"/>
+        <w:ind w:hanging="357" w:left="357"/>
+        <w:contextualSpacing w:val="false"/>
         <w:rPr>
           <w:sz w:val="24"/>
           <w:szCs w:val="24"/>
@@ -544,36 +454,42 @@
           <w:sz w:val="24"/>
           <w:szCs w:val="24"/>
         </w:rPr>
-        <w:t xml:space="preserve"> qui contiennent la chaîne de caractères « /bin/bash »</w:t>
-      </w:r>
-      <w:r>
-        <w:rPr>
-          <w:sz w:val="24"/>
-          <w:szCs w:val="24"/>
-        </w:rPr>
-        <w:t>?</w:t>
+        <w:t xml:space="preserve"> qui contiennent la chaîne de caractères « /bin/bash »?</w:t>
       </w:r>
     </w:p>
     <w:tbl>
       <w:tblPr>
         <w:tblStyle w:val="Grilledutableau"/>
-        <w:tblW w:w="0" w:type="auto"/>
+        <w:tblW w:w="8499" w:type="dxa"/>
+        <w:jc w:val="left"/>
         <w:tblInd w:w="357" w:type="dxa"/>
-        <w:tblLook w:val="04A0" w:firstRow="1" w:lastRow="0" w:firstColumn="1" w:lastColumn="0" w:noHBand="0" w:noVBand="1"/>
+        <w:tblLayout w:type="fixed"/>
+        <w:tblCellMar>
+          <w:top w:w="0" w:type="dxa"/>
+          <w:left w:w="108" w:type="dxa"/>
+          <w:bottom w:w="0" w:type="dxa"/>
+          <w:right w:w="108" w:type="dxa"/>
+        </w:tblCellMar>
+        <w:tblLook w:val="04a0" w:noHBand="0" w:noVBand="1" w:firstColumn="1" w:lastRow="0" w:lastColumn="0" w:firstRow="1"/>
       </w:tblPr>
       <w:tblGrid>
         <w:gridCol w:w="8499"/>
       </w:tblGrid>
       <w:tr>
+        <w:trPr/>
         <w:tc>
           <w:tcPr>
-            <w:tcW w:w="8780" w:type="dxa"/>
+            <w:tcW w:w="8499" w:type="dxa"/>
+            <w:tcBorders/>
           </w:tcPr>
           <w:p>
             <w:pPr>
-              <w:pStyle w:val="Paragraphedeliste"/>
+              <w:pStyle w:val="ListParagraph"/>
+              <w:widowControl/>
+              <w:spacing w:lineRule="auto" w:line="240" w:before="0" w:after="0"/>
               <w:ind w:left="0"/>
-              <w:contextualSpacing w:val="0"/>
+              <w:contextualSpacing w:val="false"/>
+              <w:jc w:val="left"/>
               <w:rPr>
                 <w:sz w:val="24"/>
                 <w:szCs w:val="24"/>
@@ -581,8 +497,11 @@
             </w:pPr>
             <w:r>
               <w:rPr>
+                <w:rFonts w:eastAsia="Calibri" w:cs=""/>
+                <w:kern w:val="0"/>
                 <w:sz w:val="24"/>
                 <w:szCs w:val="24"/>
+                <w:lang w:val="fr-CA" w:eastAsia="en-US" w:bidi="ar-SA"/>
               </w:rPr>
               <w:t>grep /bin/bash /etc/passwd -c</w:t>
             </w:r>
@@ -592,56 +511,43 @@
     </w:tbl>
     <w:p>
       <w:pPr>
-        <w:pStyle w:val="Paragraphedeliste"/>
+        <w:pStyle w:val="ListParagraph"/>
+        <w:spacing w:before="0" w:after="160"/>
         <w:ind w:left="357"/>
-        <w:contextualSpacing w:val="0"/>
-        <w:rPr>
-          <w:sz w:val="24"/>
-          <w:szCs w:val="24"/>
-        </w:rPr>
-      </w:pPr>
+        <w:contextualSpacing w:val="false"/>
+        <w:rPr>
+          <w:sz w:val="24"/>
+          <w:szCs w:val="24"/>
+        </w:rPr>
+      </w:pPr>
+      <w:r>
+        <w:rPr>
+          <w:sz w:val="24"/>
+          <w:szCs w:val="24"/>
+        </w:rPr>
+      </w:r>
     </w:p>
     <w:p>
       <w:pPr>
-        <w:pStyle w:val="Paragraphedeliste"/>
+        <w:pStyle w:val="ListParagraph"/>
         <w:numPr>
           <w:ilvl w:val="0"/>
-          <w:numId w:val="4"/>
+          <w:numId w:val="2"/>
         </w:numPr>
-        <w:ind w:left="357" w:hanging="357"/>
-        <w:contextualSpacing w:val="0"/>
-        <w:rPr>
-          <w:sz w:val="24"/>
-          <w:szCs w:val="24"/>
-        </w:rPr>
-      </w:pPr>
-      <w:r>
-        <w:rPr>
-          <w:sz w:val="24"/>
-          <w:szCs w:val="24"/>
-        </w:rPr>
-        <w:t>Affichez</w:t>
-      </w:r>
-      <w:r>
-        <w:rPr>
-          <w:sz w:val="24"/>
-          <w:szCs w:val="24"/>
-        </w:rPr>
-        <w:t xml:space="preserve"> </w:t>
-      </w:r>
-      <w:r>
-        <w:rPr>
-          <w:sz w:val="24"/>
-          <w:szCs w:val="24"/>
-        </w:rPr>
-        <w:t xml:space="preserve">les noms de </w:t>
-      </w:r>
-      <w:r>
-        <w:rPr>
-          <w:sz w:val="24"/>
-          <w:szCs w:val="24"/>
-        </w:rPr>
-        <w:t xml:space="preserve">tous les fichiers dans </w:t>
+        <w:spacing w:before="0" w:after="160"/>
+        <w:ind w:hanging="357" w:left="357"/>
+        <w:contextualSpacing w:val="false"/>
+        <w:rPr>
+          <w:sz w:val="24"/>
+          <w:szCs w:val="24"/>
+        </w:rPr>
+      </w:pPr>
+      <w:r>
+        <w:rPr>
+          <w:sz w:val="24"/>
+          <w:szCs w:val="24"/>
+        </w:rPr>
+        <w:t xml:space="preserve">Affichez les noms de tous les fichiers dans </w:t>
       </w:r>
       <w:r>
         <w:rPr>
@@ -651,66 +557,65 @@
           <w:szCs w:val="24"/>
           <w:u w:val="single"/>
         </w:rPr>
-        <w:t>/</w:t>
-      </w:r>
-      <w:r>
-        <w:rPr>
-          <w:i/>
-          <w:iCs/>
-          <w:sz w:val="24"/>
-          <w:szCs w:val="24"/>
-          <w:u w:val="single"/>
-        </w:rPr>
-        <w:t>var</w:t>
-      </w:r>
-      <w:r>
-        <w:rPr>
-          <w:i/>
-          <w:iCs/>
-          <w:sz w:val="24"/>
-          <w:szCs w:val="24"/>
-          <w:u w:val="single"/>
-        </w:rPr>
-        <w:t>/</w:t>
-      </w:r>
-      <w:r>
-        <w:rPr>
-          <w:i/>
-          <w:iCs/>
-          <w:sz w:val="24"/>
-          <w:szCs w:val="24"/>
-          <w:u w:val="single"/>
-        </w:rPr>
-        <w:t>log</w:t>
-      </w:r>
-      <w:r>
-        <w:rPr>
-          <w:sz w:val="24"/>
-          <w:szCs w:val="24"/>
-        </w:rPr>
-        <w:t xml:space="preserve"> qui contiennent la chaîne de caractères « kernel »</w:t>
+        <w:t>/var/log</w:t>
+      </w:r>
+      <w:r>
+        <w:rPr>
+          <w:sz w:val="24"/>
+          <w:szCs w:val="24"/>
+        </w:rPr>
+        <w:t xml:space="preserve"> qui contiennent la chaîne de caractères «</w:t>
+      </w:r>
+      <w:r>
+        <w:rPr>
+          <w:sz w:val="24"/>
+          <w:szCs w:val="24"/>
+        </w:rPr>
+        <w:t xml:space="preserve"> syslog </w:t>
+      </w:r>
+      <w:r>
+        <w:rPr>
+          <w:sz w:val="24"/>
+          <w:szCs w:val="24"/>
+        </w:rPr>
+        <w:t>»</w:t>
       </w:r>
     </w:p>
     <w:tbl>
       <w:tblPr>
         <w:tblStyle w:val="Grilledutableau"/>
-        <w:tblW w:w="0" w:type="auto"/>
+        <w:tblW w:w="8499" w:type="dxa"/>
+        <w:jc w:val="left"/>
         <w:tblInd w:w="357" w:type="dxa"/>
-        <w:tblLook w:val="04A0" w:firstRow="1" w:lastRow="0" w:firstColumn="1" w:lastColumn="0" w:noHBand="0" w:noVBand="1"/>
+        <w:tblLayout w:type="fixed"/>
+        <w:tblCellMar>
+          <w:top w:w="0" w:type="dxa"/>
+          <w:left w:w="108" w:type="dxa"/>
+          <w:bottom w:w="0" w:type="dxa"/>
+          <w:right w:w="108" w:type="dxa"/>
+        </w:tblCellMar>
+        <w:tblLook w:val="04a0" w:noHBand="0" w:noVBand="1" w:firstColumn="1" w:lastRow="0" w:lastColumn="0" w:firstRow="1"/>
       </w:tblPr>
       <w:tblGrid>
         <w:gridCol w:w="8499"/>
       </w:tblGrid>
       <w:tr>
+        <w:trPr>
+          <w:trHeight w:val="285" w:hRule="atLeast"/>
+        </w:trPr>
         <w:tc>
           <w:tcPr>
-            <w:tcW w:w="8780" w:type="dxa"/>
+            <w:tcW w:w="8499" w:type="dxa"/>
+            <w:tcBorders/>
           </w:tcPr>
           <w:p>
             <w:pPr>
-              <w:pStyle w:val="Paragraphedeliste"/>
+              <w:pStyle w:val="ListParagraph"/>
+              <w:widowControl/>
+              <w:spacing w:lineRule="auto" w:line="240" w:before="0" w:after="0"/>
               <w:ind w:left="0"/>
-              <w:contextualSpacing w:val="0"/>
+              <w:contextualSpacing w:val="false"/>
+              <w:jc w:val="left"/>
               <w:rPr>
                 <w:sz w:val="24"/>
                 <w:szCs w:val="24"/>
@@ -718,10 +623,33 @@
             </w:pPr>
             <w:r>
               <w:rPr>
+                <w:rFonts w:eastAsia="Calibri" w:cs=""/>
+                <w:kern w:val="0"/>
                 <w:sz w:val="24"/>
                 <w:szCs w:val="24"/>
+                <w:lang w:val="fr-CA" w:eastAsia="en-US" w:bidi="ar-SA"/>
               </w:rPr>
-              <w:t>sudo grep -l kernel /var/log/* 2&gt; /dev/null</w:t>
+              <w:t xml:space="preserve">grep -l </w:t>
+            </w:r>
+            <w:r>
+              <w:rPr>
+                <w:rFonts w:eastAsia="Calibri" w:cs=""/>
+                <w:kern w:val="0"/>
+                <w:sz w:val="24"/>
+                <w:szCs w:val="24"/>
+                <w:lang w:val="fr-CA" w:eastAsia="en-US" w:bidi="ar-SA"/>
+              </w:rPr>
+              <w:t>syslog</w:t>
+            </w:r>
+            <w:r>
+              <w:rPr>
+                <w:rFonts w:eastAsia="Calibri" w:cs=""/>
+                <w:kern w:val="0"/>
+                <w:sz w:val="24"/>
+                <w:szCs w:val="24"/>
+                <w:lang w:val="fr-CA" w:eastAsia="en-US" w:bidi="ar-SA"/>
+              </w:rPr>
+              <w:t xml:space="preserve"> /var/log/* 2&gt; /dev/null</w:t>
             </w:r>
           </w:p>
         </w:tc>
@@ -729,33 +657,42 @@
     </w:tbl>
     <w:p>
       <w:pPr>
-        <w:pStyle w:val="Paragraphedeliste"/>
+        <w:pStyle w:val="ListParagraph"/>
+        <w:spacing w:before="0" w:after="160"/>
         <w:ind w:left="357"/>
-        <w:contextualSpacing w:val="0"/>
-        <w:rPr>
-          <w:rFonts w:cstheme="minorHAnsi"/>
-          <w:sz w:val="24"/>
-          <w:szCs w:val="24"/>
-        </w:rPr>
-      </w:pPr>
+        <w:contextualSpacing w:val="false"/>
+        <w:rPr>
+          <w:rFonts w:cs="Calibri" w:cstheme="minorHAnsi"/>
+          <w:sz w:val="24"/>
+          <w:szCs w:val="24"/>
+        </w:rPr>
+      </w:pPr>
+      <w:r>
+        <w:rPr>
+          <w:rFonts w:cs="Calibri" w:cstheme="minorHAnsi"/>
+          <w:sz w:val="24"/>
+          <w:szCs w:val="24"/>
+        </w:rPr>
+      </w:r>
     </w:p>
     <w:p>
       <w:pPr>
-        <w:pStyle w:val="Paragraphedeliste"/>
+        <w:pStyle w:val="ListParagraph"/>
         <w:numPr>
           <w:ilvl w:val="0"/>
-          <w:numId w:val="4"/>
+          <w:numId w:val="2"/>
         </w:numPr>
-        <w:contextualSpacing w:val="0"/>
-        <w:rPr>
-          <w:rFonts w:cstheme="minorHAnsi"/>
-          <w:sz w:val="24"/>
-          <w:szCs w:val="24"/>
-        </w:rPr>
-      </w:pPr>
-      <w:r>
-        <w:rPr>
-          <w:rFonts w:cstheme="minorHAnsi"/>
+        <w:spacing w:before="0" w:after="160"/>
+        <w:contextualSpacing w:val="false"/>
+        <w:rPr>
+          <w:rFonts w:cs="Calibri" w:cstheme="minorHAnsi"/>
+          <w:sz w:val="24"/>
+          <w:szCs w:val="24"/>
+        </w:rPr>
+      </w:pPr>
+      <w:r>
+        <w:rPr>
+          <w:rFonts w:cs="Calibri" w:cstheme="minorHAnsi"/>
           <w:sz w:val="24"/>
           <w:szCs w:val="24"/>
         </w:rPr>
@@ -765,25 +702,38 @@
     <w:tbl>
       <w:tblPr>
         <w:tblStyle w:val="Grilledutableau"/>
-        <w:tblW w:w="0" w:type="auto"/>
+        <w:tblW w:w="8496" w:type="dxa"/>
+        <w:jc w:val="left"/>
         <w:tblInd w:w="360" w:type="dxa"/>
-        <w:tblLook w:val="04A0" w:firstRow="1" w:lastRow="0" w:firstColumn="1" w:lastColumn="0" w:noHBand="0" w:noVBand="1"/>
+        <w:tblLayout w:type="fixed"/>
+        <w:tblCellMar>
+          <w:top w:w="0" w:type="dxa"/>
+          <w:left w:w="108" w:type="dxa"/>
+          <w:bottom w:w="0" w:type="dxa"/>
+          <w:right w:w="108" w:type="dxa"/>
+        </w:tblCellMar>
+        <w:tblLook w:val="04a0" w:noHBand="0" w:noVBand="1" w:firstColumn="1" w:lastRow="0" w:lastColumn="0" w:firstRow="1"/>
       </w:tblPr>
       <w:tblGrid>
         <w:gridCol w:w="8496"/>
       </w:tblGrid>
       <w:tr>
+        <w:trPr/>
         <w:tc>
           <w:tcPr>
-            <w:tcW w:w="8780" w:type="dxa"/>
+            <w:tcW w:w="8496" w:type="dxa"/>
+            <w:tcBorders/>
           </w:tcPr>
           <w:p>
             <w:pPr>
-              <w:pStyle w:val="Paragraphedeliste"/>
+              <w:pStyle w:val="ListParagraph"/>
+              <w:widowControl/>
+              <w:spacing w:lineRule="auto" w:line="240" w:before="0" w:after="0"/>
               <w:ind w:left="0"/>
-              <w:contextualSpacing w:val="0"/>
+              <w:contextualSpacing w:val="false"/>
+              <w:jc w:val="left"/>
               <w:rPr>
-                <w:rFonts w:cstheme="minorHAnsi"/>
+                <w:rFonts w:cs="Calibri" w:cstheme="minorHAnsi"/>
                 <w:sz w:val="24"/>
                 <w:szCs w:val="24"/>
                 <w:lang w:val="en-CA"/>
@@ -791,21 +741,13 @@
             </w:pPr>
             <w:r>
               <w:rPr>
-                <w:rFonts w:cstheme="minorHAnsi"/>
+                <w:rFonts w:eastAsia="Calibri" w:cs="Calibri" w:cstheme="minorHAnsi"/>
+                <w:kern w:val="0"/>
                 <w:sz w:val="24"/>
                 <w:szCs w:val="24"/>
-                <w:lang w:val="en-CA"/>
+                <w:lang w:val="en-CA" w:eastAsia="en-US" w:bidi="ar-SA"/>
               </w:rPr>
-              <w:t>sudo grep -rli network /e</w:t>
-            </w:r>
-            <w:r>
-              <w:rPr>
-                <w:rFonts w:cstheme="minorHAnsi"/>
-                <w:sz w:val="24"/>
-                <w:szCs w:val="24"/>
-                <w:lang w:val="en-CA"/>
-              </w:rPr>
-              <w:t>tc</w:t>
+              <w:t>sudo grep -rli network /etc</w:t>
             </w:r>
           </w:p>
         </w:tc>
@@ -813,69 +755,83 @@
     </w:tbl>
     <w:p>
       <w:pPr>
-        <w:pStyle w:val="Paragraphedeliste"/>
+        <w:pStyle w:val="ListParagraph"/>
+        <w:spacing w:before="0" w:after="160"/>
         <w:ind w:left="360"/>
-        <w:contextualSpacing w:val="0"/>
-        <w:rPr>
-          <w:rFonts w:cstheme="minorHAnsi"/>
+        <w:contextualSpacing w:val="false"/>
+        <w:rPr>
+          <w:rFonts w:cs="Calibri" w:cstheme="minorHAnsi"/>
           <w:sz w:val="24"/>
           <w:szCs w:val="24"/>
           <w:lang w:val="en-CA"/>
         </w:rPr>
       </w:pPr>
+      <w:r>
+        <w:rPr>
+          <w:rFonts w:cs="Calibri" w:cstheme="minorHAnsi"/>
+          <w:sz w:val="24"/>
+          <w:szCs w:val="24"/>
+          <w:lang w:val="en-CA"/>
+        </w:rPr>
+      </w:r>
     </w:p>
     <w:p>
       <w:pPr>
-        <w:pStyle w:val="Paragraphedeliste"/>
+        <w:pStyle w:val="ListParagraph"/>
         <w:numPr>
           <w:ilvl w:val="0"/>
-          <w:numId w:val="4"/>
+          <w:numId w:val="2"/>
         </w:numPr>
-        <w:contextualSpacing w:val="0"/>
-        <w:rPr>
-          <w:rFonts w:cstheme="minorHAnsi"/>
-          <w:sz w:val="24"/>
-          <w:szCs w:val="24"/>
-        </w:rPr>
-      </w:pPr>
-      <w:r>
-        <w:rPr>
-          <w:rFonts w:cstheme="minorHAnsi"/>
-          <w:sz w:val="24"/>
-          <w:szCs w:val="24"/>
-        </w:rPr>
-        <w:t xml:space="preserve">Affichez tous les fichiers dans le répertoire courant ayant les permissions </w:t>
-      </w:r>
-      <w:r>
-        <w:rPr>
-          <w:rFonts w:cstheme="minorHAnsi"/>
-          <w:sz w:val="24"/>
-          <w:szCs w:val="24"/>
-        </w:rPr>
-        <w:t>644.</w:t>
+        <w:spacing w:before="0" w:after="160"/>
+        <w:contextualSpacing w:val="false"/>
+        <w:rPr>
+          <w:rFonts w:cs="Calibri" w:cstheme="minorHAnsi"/>
+          <w:sz w:val="24"/>
+          <w:szCs w:val="24"/>
+        </w:rPr>
+      </w:pPr>
+      <w:r>
+        <w:rPr>
+          <w:rFonts w:cs="Calibri" w:cstheme="minorHAnsi"/>
+          <w:sz w:val="24"/>
+          <w:szCs w:val="24"/>
+        </w:rPr>
+        <w:t>Affichez tous les fichiers dans le répertoire courant ayant les permissions 644.</w:t>
       </w:r>
     </w:p>
     <w:tbl>
       <w:tblPr>
         <w:tblStyle w:val="Grilledutableau"/>
-        <w:tblW w:w="0" w:type="auto"/>
+        <w:tblW w:w="8496" w:type="dxa"/>
+        <w:jc w:val="left"/>
         <w:tblInd w:w="360" w:type="dxa"/>
-        <w:tblLook w:val="04A0" w:firstRow="1" w:lastRow="0" w:firstColumn="1" w:lastColumn="0" w:noHBand="0" w:noVBand="1"/>
+        <w:tblLayout w:type="fixed"/>
+        <w:tblCellMar>
+          <w:top w:w="0" w:type="dxa"/>
+          <w:left w:w="108" w:type="dxa"/>
+          <w:bottom w:w="0" w:type="dxa"/>
+          <w:right w:w="108" w:type="dxa"/>
+        </w:tblCellMar>
+        <w:tblLook w:val="04a0" w:noHBand="0" w:noVBand="1" w:firstColumn="1" w:lastRow="0" w:lastColumn="0" w:firstRow="1"/>
       </w:tblPr>
       <w:tblGrid>
         <w:gridCol w:w="8496"/>
       </w:tblGrid>
       <w:tr>
+        <w:trPr/>
         <w:tc>
           <w:tcPr>
-            <w:tcW w:w="8780" w:type="dxa"/>
-            <w:tcMar/>
+            <w:tcW w:w="8496" w:type="dxa"/>
+            <w:tcBorders/>
           </w:tcPr>
           <w:p>
             <w:pPr>
-              <w:pStyle w:val="Paragraphedeliste"/>
-              <w:spacing/>
+              <w:pStyle w:val="ListParagraph"/>
+              <w:widowControl/>
+              <w:spacing w:lineRule="auto" w:line="240" w:before="0" w:after="0"/>
               <w:ind w:left="0"/>
+              <w:contextualSpacing/>
+              <w:jc w:val="left"/>
               <w:rPr>
                 <w:rFonts w:cs="Calibri" w:cstheme="minorAscii"/>
                 <w:sz w:val="24"/>
@@ -884,19 +840,13 @@
             </w:pPr>
             <w:r>
               <w:rPr>
-                <w:rFonts w:cs="Calibri" w:cstheme="minorAscii"/>
+                <w:rFonts w:eastAsia="Calibri" w:cs="Calibri" w:cstheme="minorAscii"/>
+                <w:kern w:val="0"/>
                 <w:sz w:val="24"/>
                 <w:szCs w:val="24"/>
+                <w:lang w:val="fr-CA" w:eastAsia="en-US" w:bidi="ar-SA"/>
               </w:rPr>
-              <w:t>f</w:t>
-            </w:r>
-            <w:r>
-              <w:rPr>
-                <w:rFonts w:cs="Calibri" w:cstheme="minorAscii"/>
-                <w:sz w:val="24"/>
-                <w:szCs w:val="24"/>
-              </w:rPr>
-              <w:t>ind ~ -perm 644</w:t>
+              <w:t>find ~ -perm 644</w:t>
             </w:r>
           </w:p>
         </w:tc>
@@ -904,33 +854,42 @@
     </w:tbl>
     <w:p>
       <w:pPr>
-        <w:pStyle w:val="Paragraphedeliste"/>
+        <w:pStyle w:val="ListParagraph"/>
+        <w:spacing w:before="0" w:after="160"/>
         <w:ind w:left="360"/>
-        <w:contextualSpacing w:val="0"/>
-        <w:rPr>
-          <w:rFonts w:cstheme="minorHAnsi"/>
-          <w:sz w:val="24"/>
-          <w:szCs w:val="24"/>
-        </w:rPr>
-      </w:pPr>
+        <w:contextualSpacing w:val="false"/>
+        <w:rPr>
+          <w:rFonts w:cs="Calibri" w:cstheme="minorHAnsi"/>
+          <w:sz w:val="24"/>
+          <w:szCs w:val="24"/>
+        </w:rPr>
+      </w:pPr>
+      <w:r>
+        <w:rPr>
+          <w:rFonts w:cs="Calibri" w:cstheme="minorHAnsi"/>
+          <w:sz w:val="24"/>
+          <w:szCs w:val="24"/>
+        </w:rPr>
+      </w:r>
     </w:p>
     <w:p>
       <w:pPr>
-        <w:pStyle w:val="Paragraphedeliste"/>
+        <w:pStyle w:val="ListParagraph"/>
         <w:numPr>
           <w:ilvl w:val="0"/>
-          <w:numId w:val="4"/>
+          <w:numId w:val="2"/>
         </w:numPr>
-        <w:contextualSpacing w:val="0"/>
-        <w:rPr>
-          <w:rFonts w:cstheme="minorHAnsi"/>
-          <w:sz w:val="24"/>
-          <w:szCs w:val="24"/>
-        </w:rPr>
-      </w:pPr>
-      <w:r>
-        <w:rPr>
-          <w:rFonts w:cstheme="minorHAnsi"/>
+        <w:spacing w:before="0" w:after="160"/>
+        <w:contextualSpacing w:val="false"/>
+        <w:rPr>
+          <w:rFonts w:cs="Calibri" w:cstheme="minorHAnsi"/>
+          <w:sz w:val="24"/>
+          <w:szCs w:val="24"/>
+        </w:rPr>
+      </w:pPr>
+      <w:r>
+        <w:rPr>
+          <w:rFonts w:cs="Calibri" w:cstheme="minorHAnsi"/>
           <w:sz w:val="24"/>
           <w:szCs w:val="24"/>
         </w:rPr>
@@ -940,25 +899,38 @@
     <w:tbl>
       <w:tblPr>
         <w:tblStyle w:val="Grilledutableau"/>
-        <w:tblW w:w="0" w:type="auto"/>
+        <w:tblW w:w="8496" w:type="dxa"/>
+        <w:jc w:val="left"/>
         <w:tblInd w:w="360" w:type="dxa"/>
-        <w:tblLook w:val="04A0" w:firstRow="1" w:lastRow="0" w:firstColumn="1" w:lastColumn="0" w:noHBand="0" w:noVBand="1"/>
+        <w:tblLayout w:type="fixed"/>
+        <w:tblCellMar>
+          <w:top w:w="0" w:type="dxa"/>
+          <w:left w:w="108" w:type="dxa"/>
+          <w:bottom w:w="0" w:type="dxa"/>
+          <w:right w:w="108" w:type="dxa"/>
+        </w:tblCellMar>
+        <w:tblLook w:val="04a0" w:noHBand="0" w:noVBand="1" w:firstColumn="1" w:lastRow="0" w:lastColumn="0" w:firstRow="1"/>
       </w:tblPr>
       <w:tblGrid>
         <w:gridCol w:w="8496"/>
       </w:tblGrid>
       <w:tr>
+        <w:trPr/>
         <w:tc>
           <w:tcPr>
-            <w:tcW w:w="8780" w:type="dxa"/>
+            <w:tcW w:w="8496" w:type="dxa"/>
+            <w:tcBorders/>
           </w:tcPr>
           <w:p>
             <w:pPr>
-              <w:pStyle w:val="Paragraphedeliste"/>
+              <w:pStyle w:val="ListParagraph"/>
+              <w:widowControl/>
+              <w:spacing w:lineRule="auto" w:line="240" w:before="0" w:after="0"/>
               <w:ind w:left="0"/>
-              <w:contextualSpacing w:val="0"/>
+              <w:contextualSpacing w:val="false"/>
+              <w:jc w:val="left"/>
               <w:rPr>
-                <w:rFonts w:cstheme="minorHAnsi"/>
+                <w:rFonts w:cs="Calibri" w:cstheme="minorHAnsi"/>
                 <w:sz w:val="24"/>
                 <w:szCs w:val="24"/>
                 <w:lang w:val="en-CA"/>
@@ -966,21 +938,23 @@
             </w:pPr>
             <w:r>
               <w:rPr>
-                <w:rFonts w:cstheme="minorHAnsi"/>
+                <w:rFonts w:eastAsia="Calibri" w:cs="Calibri" w:cstheme="minorHAnsi"/>
+                <w:kern w:val="0"/>
                 <w:sz w:val="24"/>
                 <w:szCs w:val="24"/>
-                <w:lang w:val="en-CA"/>
+                <w:lang w:val="en-CA" w:eastAsia="en-US" w:bidi="ar-SA"/>
               </w:rPr>
-              <w:t>Sudo find / -size -1k -u</w:t>
+              <w:t xml:space="preserve">find / -size -1k -user info </w:t>
             </w:r>
             <w:r>
               <w:rPr>
-                <w:rFonts w:cstheme="minorHAnsi"/>
+                <w:rFonts w:eastAsia="Calibri" w:cs="Calibri" w:cstheme="minorHAnsi"/>
+                <w:kern w:val="0"/>
                 <w:sz w:val="24"/>
                 <w:szCs w:val="24"/>
-                <w:lang w:val="en-CA"/>
+                <w:lang w:val="en-CA" w:eastAsia="en-US" w:bidi="ar-SA"/>
               </w:rPr>
-              <w:t>ser info</w:t>
+              <w:t>2&gt; /dev/null</w:t>
             </w:r>
           </w:p>
         </w:tc>
@@ -988,30 +962,30 @@
     </w:tbl>
     <w:p>
       <w:pPr>
-        <w:pStyle w:val="Paragraphedeliste"/>
+        <w:pStyle w:val="ListParagraph"/>
         <w:numPr>
           <w:ilvl w:val="0"/>
-          <w:numId w:val="4"/>
+          <w:numId w:val="2"/>
         </w:numPr>
-        <w:contextualSpacing w:val="0"/>
-        <w:rPr>
-          <w:rFonts w:cstheme="minorHAnsi"/>
-          <w:sz w:val="24"/>
-          <w:szCs w:val="24"/>
-        </w:rPr>
-      </w:pPr>
-      <w:r>
-        <w:rPr>
-          <w:rFonts w:cstheme="minorHAnsi"/>
-          <w:sz w:val="24"/>
-          <w:szCs w:val="24"/>
-        </w:rPr>
-        <w:lastRenderedPageBreak/>
+        <w:spacing w:before="0" w:after="160"/>
+        <w:contextualSpacing w:val="false"/>
+        <w:rPr>
+          <w:rFonts w:cs="Calibri" w:cstheme="minorHAnsi"/>
+          <w:sz w:val="24"/>
+          <w:szCs w:val="24"/>
+        </w:rPr>
+      </w:pPr>
+      <w:r>
+        <w:rPr>
+          <w:rFonts w:cs="Calibri" w:cstheme="minorHAnsi"/>
+          <w:sz w:val="24"/>
+          <w:szCs w:val="24"/>
+        </w:rPr>
         <w:t xml:space="preserve">Utilisez la redirection pour créer un fichier nommé </w:t>
       </w:r>
       <w:r>
         <w:rPr>
-          <w:rFonts w:cstheme="minorHAnsi"/>
+          <w:rFonts w:cs="Calibri" w:cstheme="minorHAnsi"/>
           <w:i/>
           <w:iCs/>
           <w:sz w:val="24"/>
@@ -1022,43 +996,48 @@
       </w:r>
       <w:r>
         <w:rPr>
-          <w:rFonts w:cstheme="minorHAnsi"/>
-          <w:sz w:val="24"/>
-          <w:szCs w:val="24"/>
-        </w:rPr>
-        <w:t xml:space="preserve"> ayant la liste de tous les fichiers dans le système dont le nom contient la chaîne de caractères « kernel »</w:t>
-      </w:r>
-      <w:r>
-        <w:rPr>
-          <w:rFonts w:cstheme="minorHAnsi"/>
-          <w:sz w:val="24"/>
-          <w:szCs w:val="24"/>
-        </w:rPr>
-        <w:t>.</w:t>
+          <w:rFonts w:cs="Calibri" w:cstheme="minorHAnsi"/>
+          <w:sz w:val="24"/>
+          <w:szCs w:val="24"/>
+        </w:rPr>
+        <w:t xml:space="preserve"> ayant la liste de tous les fichiers dans le système dont le nom contient la chaîne de caractères « kernel ».</w:t>
       </w:r>
     </w:p>
     <w:tbl>
       <w:tblPr>
         <w:tblStyle w:val="Grilledutableau"/>
-        <w:tblW w:w="0" w:type="auto"/>
+        <w:tblW w:w="8496" w:type="dxa"/>
+        <w:jc w:val="left"/>
         <w:tblInd w:w="360" w:type="dxa"/>
-        <w:tblLook w:val="04A0" w:firstRow="1" w:lastRow="0" w:firstColumn="1" w:lastColumn="0" w:noHBand="0" w:noVBand="1"/>
+        <w:tblLayout w:type="fixed"/>
+        <w:tblCellMar>
+          <w:top w:w="0" w:type="dxa"/>
+          <w:left w:w="108" w:type="dxa"/>
+          <w:bottom w:w="0" w:type="dxa"/>
+          <w:right w:w="108" w:type="dxa"/>
+        </w:tblCellMar>
+        <w:tblLook w:val="04a0" w:noHBand="0" w:noVBand="1" w:firstColumn="1" w:lastRow="0" w:lastColumn="0" w:firstRow="1"/>
       </w:tblPr>
       <w:tblGrid>
         <w:gridCol w:w="8496"/>
       </w:tblGrid>
       <w:tr>
+        <w:trPr/>
         <w:tc>
           <w:tcPr>
-            <w:tcW w:w="8780" w:type="dxa"/>
+            <w:tcW w:w="8496" w:type="dxa"/>
+            <w:tcBorders/>
           </w:tcPr>
           <w:p>
             <w:pPr>
-              <w:pStyle w:val="Paragraphedeliste"/>
+              <w:pStyle w:val="ListParagraph"/>
+              <w:widowControl/>
+              <w:spacing w:lineRule="auto" w:line="240" w:before="0" w:after="0"/>
               <w:ind w:left="0"/>
-              <w:contextualSpacing w:val="0"/>
+              <w:contextualSpacing w:val="false"/>
+              <w:jc w:val="left"/>
               <w:rPr>
-                <w:rFonts w:cstheme="minorHAnsi"/>
+                <w:rFonts w:cs="Calibri" w:cstheme="minorHAnsi"/>
                 <w:sz w:val="24"/>
                 <w:szCs w:val="24"/>
                 <w:lang w:val="en-CA"/>
@@ -1066,21 +1045,23 @@
             </w:pPr>
             <w:r>
               <w:rPr>
-                <w:rFonts w:cstheme="minorHAnsi"/>
+                <w:rFonts w:eastAsia="Calibri" w:cs="Calibri" w:cstheme="minorHAnsi"/>
+                <w:kern w:val="0"/>
                 <w:sz w:val="24"/>
                 <w:szCs w:val="24"/>
-                <w:lang w:val="en-CA"/>
+                <w:lang w:val="en-CA" w:eastAsia="en-US" w:bidi="ar-SA"/>
               </w:rPr>
-              <w:t>sudo find / -name kernel &gt; k</w:t>
+              <w:t xml:space="preserve">find / -name kernel &gt; kernel.txt </w:t>
             </w:r>
             <w:r>
               <w:rPr>
-                <w:rFonts w:cstheme="minorHAnsi"/>
+                <w:rFonts w:eastAsia="Calibri" w:cs="Calibri" w:cstheme="minorHAnsi"/>
+                <w:kern w:val="0"/>
                 <w:sz w:val="24"/>
                 <w:szCs w:val="24"/>
-                <w:lang w:val="en-CA"/>
+                <w:lang w:val="en-CA" w:eastAsia="en-US" w:bidi="ar-SA"/>
               </w:rPr>
-              <w:t>ernel.txt</w:t>
+              <w:t>2&gt; /dev/null</w:t>
             </w:r>
           </w:p>
         </w:tc>
@@ -1088,34 +1069,44 @@
     </w:tbl>
     <w:p>
       <w:pPr>
-        <w:pStyle w:val="Paragraphedeliste"/>
+        <w:pStyle w:val="ListParagraph"/>
+        <w:spacing w:before="0" w:after="160"/>
         <w:ind w:left="360"/>
-        <w:contextualSpacing w:val="0"/>
-        <w:rPr>
-          <w:rFonts w:cstheme="minorHAnsi"/>
+        <w:contextualSpacing w:val="false"/>
+        <w:rPr>
+          <w:rFonts w:cs="Calibri" w:cstheme="minorHAnsi"/>
           <w:sz w:val="24"/>
           <w:szCs w:val="24"/>
           <w:lang w:val="en-CA"/>
         </w:rPr>
       </w:pPr>
+      <w:r>
+        <w:rPr>
+          <w:rFonts w:cs="Calibri" w:cstheme="minorHAnsi"/>
+          <w:sz w:val="24"/>
+          <w:szCs w:val="24"/>
+          <w:lang w:val="en-CA"/>
+        </w:rPr>
+      </w:r>
     </w:p>
     <w:p>
       <w:pPr>
-        <w:pStyle w:val="Paragraphedeliste"/>
+        <w:pStyle w:val="ListParagraph"/>
         <w:numPr>
           <w:ilvl w:val="0"/>
-          <w:numId w:val="4"/>
+          <w:numId w:val="2"/>
         </w:numPr>
-        <w:contextualSpacing w:val="0"/>
-        <w:rPr>
-          <w:rFonts w:cstheme="minorHAnsi"/>
-          <w:sz w:val="24"/>
-          <w:szCs w:val="24"/>
-        </w:rPr>
-      </w:pPr>
-      <w:r>
-        <w:rPr>
-          <w:rFonts w:cstheme="minorHAnsi"/>
+        <w:spacing w:before="0" w:after="160"/>
+        <w:contextualSpacing w:val="false"/>
+        <w:rPr>
+          <w:rFonts w:cs="Calibri" w:cstheme="minorHAnsi"/>
+          <w:sz w:val="24"/>
+          <w:szCs w:val="24"/>
+        </w:rPr>
+      </w:pPr>
+      <w:r>
+        <w:rPr>
+          <w:rFonts w:cs="Calibri" w:cstheme="minorHAnsi"/>
           <w:sz w:val="24"/>
           <w:szCs w:val="24"/>
         </w:rPr>
@@ -1123,7 +1114,7 @@
       </w:r>
       <w:r>
         <w:rPr>
-          <w:rFonts w:cstheme="minorHAnsi"/>
+          <w:rFonts w:cs="Calibri" w:cstheme="minorHAnsi"/>
           <w:i/>
           <w:iCs/>
           <w:sz w:val="24"/>
@@ -1134,7 +1125,7 @@
       </w:r>
       <w:r>
         <w:rPr>
-          <w:rFonts w:cstheme="minorHAnsi"/>
+          <w:rFonts w:cs="Calibri" w:cstheme="minorHAnsi"/>
           <w:sz w:val="24"/>
           <w:szCs w:val="24"/>
         </w:rPr>
@@ -1142,7 +1133,7 @@
       </w:r>
       <w:r>
         <w:rPr>
-          <w:rFonts w:cstheme="minorHAnsi"/>
+          <w:rFonts w:cs="Calibri" w:cstheme="minorHAnsi"/>
           <w:i/>
           <w:iCs/>
           <w:sz w:val="24"/>
@@ -1153,7 +1144,7 @@
       </w:r>
       <w:r>
         <w:rPr>
-          <w:rFonts w:cstheme="minorHAnsi"/>
+          <w:rFonts w:cs="Calibri" w:cstheme="minorHAnsi"/>
           <w:sz w:val="24"/>
           <w:szCs w:val="24"/>
         </w:rPr>
@@ -1163,25 +1154,38 @@
     <w:tbl>
       <w:tblPr>
         <w:tblStyle w:val="Grilledutableau"/>
-        <w:tblW w:w="0" w:type="auto"/>
+        <w:tblW w:w="8496" w:type="dxa"/>
+        <w:jc w:val="left"/>
         <w:tblInd w:w="360" w:type="dxa"/>
-        <w:tblLook w:val="04A0" w:firstRow="1" w:lastRow="0" w:firstColumn="1" w:lastColumn="0" w:noHBand="0" w:noVBand="1"/>
+        <w:tblLayout w:type="fixed"/>
+        <w:tblCellMar>
+          <w:top w:w="0" w:type="dxa"/>
+          <w:left w:w="108" w:type="dxa"/>
+          <w:bottom w:w="0" w:type="dxa"/>
+          <w:right w:w="108" w:type="dxa"/>
+        </w:tblCellMar>
+        <w:tblLook w:val="04a0" w:noHBand="0" w:noVBand="1" w:firstColumn="1" w:lastRow="0" w:lastColumn="0" w:firstRow="1"/>
       </w:tblPr>
       <w:tblGrid>
         <w:gridCol w:w="8496"/>
       </w:tblGrid>
       <w:tr>
+        <w:trPr/>
         <w:tc>
           <w:tcPr>
-            <w:tcW w:w="8780" w:type="dxa"/>
+            <w:tcW w:w="8496" w:type="dxa"/>
+            <w:tcBorders/>
           </w:tcPr>
           <w:p>
             <w:pPr>
-              <w:pStyle w:val="Paragraphedeliste"/>
+              <w:pStyle w:val="ListParagraph"/>
+              <w:widowControl/>
+              <w:spacing w:lineRule="auto" w:line="240" w:before="0" w:after="0"/>
               <w:ind w:left="0"/>
-              <w:contextualSpacing w:val="0"/>
+              <w:contextualSpacing w:val="false"/>
+              <w:jc w:val="left"/>
               <w:rPr>
-                <w:rFonts w:cstheme="minorHAnsi"/>
+                <w:rFonts w:cs="Calibri" w:cstheme="minorHAnsi"/>
                 <w:sz w:val="24"/>
                 <w:szCs w:val="24"/>
                 <w:lang w:val="en-CA"/>
@@ -1189,39 +1193,23 @@
             </w:pPr>
             <w:r>
               <w:rPr>
-                <w:rFonts w:cstheme="minorHAnsi"/>
+                <w:rFonts w:eastAsia="Calibri" w:cs="Calibri" w:cstheme="minorHAnsi"/>
+                <w:kern w:val="0"/>
                 <w:sz w:val="24"/>
                 <w:szCs w:val="24"/>
-                <w:lang w:val="en-CA"/>
+                <w:lang w:val="en-CA" w:eastAsia="en-US" w:bidi="ar-SA"/>
               </w:rPr>
-              <w:t>s</w:t>
+              <w:t xml:space="preserve">grep -r debian.org /etc/ &gt; resultats.txt </w:t>
             </w:r>
             <w:r>
               <w:rPr>
-                <w:rFonts w:cstheme="minorHAnsi"/>
+                <w:rFonts w:eastAsia="Calibri" w:cs="Calibri" w:cstheme="minorHAnsi"/>
+                <w:kern w:val="0"/>
                 <w:sz w:val="24"/>
                 <w:szCs w:val="24"/>
-                <w:lang w:val="en-CA"/>
+                <w:lang w:val="en-CA" w:eastAsia="en-US" w:bidi="ar-SA"/>
               </w:rPr>
-              <w:t xml:space="preserve">udo </w:t>
-            </w:r>
-            <w:r>
-              <w:rPr>
-                <w:rFonts w:cstheme="minorHAnsi"/>
-                <w:sz w:val="24"/>
-                <w:szCs w:val="24"/>
-                <w:lang w:val="en-CA"/>
-              </w:rPr>
-              <w:t>grep -r debian.org /etc/ &gt; resul</w:t>
-            </w:r>
-            <w:r>
-              <w:rPr>
-                <w:rFonts w:cstheme="minorHAnsi"/>
-                <w:sz w:val="24"/>
-                <w:szCs w:val="24"/>
-                <w:lang w:val="en-CA"/>
-              </w:rPr>
-              <w:t>tats.txt</w:t>
+              <w:t>2&gt; /dev/null</w:t>
             </w:r>
           </w:p>
         </w:tc>
@@ -1229,238 +1217,188 @@
     </w:tbl>
     <w:p>
       <w:pPr>
-        <w:pStyle w:val="Paragraphedeliste"/>
+        <w:pStyle w:val="ListParagraph"/>
+        <w:spacing w:before="0" w:after="160"/>
         <w:ind w:left="360"/>
-        <w:contextualSpacing w:val="0"/>
-        <w:rPr>
-          <w:rFonts w:cstheme="minorHAnsi"/>
+        <w:contextualSpacing w:val="false"/>
+        <w:rPr>
+          <w:rFonts w:cs="Calibri" w:cstheme="minorHAnsi"/>
           <w:sz w:val="24"/>
           <w:szCs w:val="24"/>
           <w:lang w:val="en-CA"/>
         </w:rPr>
       </w:pPr>
+      <w:r>
+        <w:rPr>
+          <w:rFonts w:cs="Calibri" w:cstheme="minorHAnsi"/>
+          <w:sz w:val="24"/>
+          <w:szCs w:val="24"/>
+          <w:lang w:val="en-CA"/>
+        </w:rPr>
+      </w:r>
     </w:p>
     <w:sectPr>
-      <w:pgSz w:w="12240" w:h="15840" w:orient="portrait"/>
-      <w:pgMar w:top="1440" w:right="1800" w:bottom="1440" w:left="1800" w:header="708" w:footer="708" w:gutter="0"/>
-      <w:cols w:space="708"/>
-      <w:docGrid w:linePitch="360"/>
+      <w:type w:val="nextPage"/>
+      <w:pgSz w:w="12240" w:h="15840"/>
+      <w:pgMar w:left="1800" w:right="1800" w:gutter="0" w:header="0" w:top="1440" w:footer="0" w:bottom="1440"/>
+      <w:pgNumType w:fmt="decimal"/>
+      <w:formProt w:val="false"/>
+      <w:textDirection w:val="lrTb"/>
+      <w:docGrid w:type="default" w:linePitch="360" w:charSpace="4096"/>
     </w:sectPr>
   </w:body>
 </w:document>
 </file>
 
 <file path=word/numbering.xml><?xml version="1.0" encoding="utf-8"?>
-<w:numbering xmlns:wpc="http://schemas.microsoft.com/office/word/2010/wordprocessingCanvas" xmlns:cx="http://schemas.microsoft.com/office/drawing/2014/chartex" xmlns:cx1="http://schemas.microsoft.com/office/drawing/2015/9/8/chartex" xmlns:cx2="http://schemas.microsoft.com/office/drawing/2015/10/21/chartex" xmlns:cx3="http://schemas.microsoft.com/office/drawing/2016/5/9/chartex" xmlns:cx4="http://schemas.microsoft.com/office/drawing/2016/5/10/chartex" xmlns:cx5="http://schemas.microsoft.com/office/drawing/2016/5/11/chartex" xmlns:cx6="http://schemas.microsoft.com/office/drawing/2016/5/12/chartex" xmlns:cx7="http://schemas.microsoft.com/office/drawing/2016/5/13/chartex" xmlns:cx8="http://schemas.microsoft.com/office/drawing/2016/5/14/chartex" xmlns:mc="http://schemas.openxmlformats.org/markup-compatibility/2006" xmlns:aink="http://schemas.microsoft.com/office/drawing/2016/ink" xmlns:am3d="http://schemas.microsoft.com/office/drawing/2017/model3d" xmlns:o="urn:schemas-microsoft-com:office:office" xmlns:oel="http://schemas.microsoft.com/office/2019/extlst" xmlns:r="http://schemas.openxmlformats.org/officeDocument/2006/relationships" xmlns:m="http://schemas.openxmlformats.org/officeDocument/2006/math" xmlns:v="urn:schemas-microsoft-com:vml" xmlns:wp14="http://schemas.microsoft.com/office/word/2010/wordprocessingDrawing" xmlns:wp="http://schemas.openxmlformats.org/drawingml/2006/wordprocessingDrawing" xmlns:w10="urn:schemas-microsoft-com:office:word" xmlns:w="http://schemas.openxmlformats.org/wordprocessingml/2006/main" xmlns:w14="http://schemas.microsoft.com/office/word/2010/wordml" xmlns:w15="http://schemas.microsoft.com/office/word/2012/wordml" xmlns:w16cex="http://schemas.microsoft.com/office/word/2018/wordml/cex" xmlns:w16cid="http://schemas.microsoft.com/office/word/2016/wordml/cid" xmlns:w16="http://schemas.microsoft.com/office/word/2018/wordml" xmlns:w16sdtdh="http://schemas.microsoft.com/office/word/2020/wordml/sdtdatahash" xmlns:w16se="http://schemas.microsoft.com/office/word/2015/wordml/symex" xmlns:wpg="http://schemas.microsoft.com/office/word/2010/wordprocessingGroup" xmlns:wpi="http://schemas.microsoft.com/office/word/2010/wordprocessingInk" xmlns:wne="http://schemas.microsoft.com/office/word/2006/wordml" xmlns:wps="http://schemas.microsoft.com/office/word/2010/wordprocessingShape" mc:Ignorable="w14 w15 w16se w16cid w16 w16cex w16sdtdh wp14">
-  <w:abstractNum w:abstractNumId="0" w15:restartNumberingAfterBreak="0">
-    <w:nsid w:val="06412AAF"/>
-    <w:multiLevelType w:val="hybridMultilevel"/>
-    <w:tmpl w:val="70063288"/>
-    <w:lvl w:ilvl="0" w:tplc="0C0C000F">
+<w:numbering xmlns:w="http://schemas.openxmlformats.org/wordprocessingml/2006/main" xmlns:o="urn:schemas-microsoft-com:office:office" xmlns:r="http://schemas.openxmlformats.org/officeDocument/2006/relationships" xmlns:v="urn:schemas-microsoft-com:vml" xmlns:mc="http://schemas.openxmlformats.org/markup-compatibility/2006" xmlns:w14="http://schemas.microsoft.com/office/word/2010/wordml" mc:Ignorable="w14">
+  <w:abstractNum w:abstractNumId="1">
+    <w:lvl w:ilvl="0">
+      <w:start w:val="1"/>
+      <w:numFmt w:val="bullet"/>
+      <w:lvlText w:val=""/>
+      <w:lvlJc w:val="left"/>
+      <w:pPr>
+        <w:tabs>
+          <w:tab w:val="num" w:pos="0"/>
+        </w:tabs>
+        <w:ind w:left="-1071" w:hanging="360"/>
+      </w:pPr>
+      <w:rPr>
+        <w:rFonts w:ascii="Symbol" w:hAnsi="Symbol" w:cs="Symbol" w:hint="default"/>
+      </w:rPr>
+    </w:lvl>
+    <w:lvl w:ilvl="1">
+      <w:start w:val="1"/>
+      <w:numFmt w:val="bullet"/>
+      <w:lvlText w:val="o"/>
+      <w:lvlJc w:val="left"/>
+      <w:pPr>
+        <w:tabs>
+          <w:tab w:val="num" w:pos="0"/>
+        </w:tabs>
+        <w:ind w:left="-351" w:hanging="360"/>
+      </w:pPr>
+      <w:rPr>
+        <w:rFonts w:ascii="Courier New" w:hAnsi="Courier New" w:cs="Courier New" w:hint="default"/>
+      </w:rPr>
+    </w:lvl>
+    <w:lvl w:ilvl="2">
+      <w:start w:val="1"/>
+      <w:numFmt w:val="bullet"/>
+      <w:lvlText w:val=""/>
+      <w:lvlJc w:val="left"/>
+      <w:pPr>
+        <w:tabs>
+          <w:tab w:val="num" w:pos="0"/>
+        </w:tabs>
+        <w:ind w:left="369" w:hanging="360"/>
+      </w:pPr>
+      <w:rPr>
+        <w:rFonts w:ascii="Wingdings" w:hAnsi="Wingdings" w:cs="Wingdings" w:hint="default"/>
+      </w:rPr>
+    </w:lvl>
+    <w:lvl w:ilvl="3">
+      <w:start w:val="1"/>
+      <w:numFmt w:val="bullet"/>
+      <w:lvlText w:val=""/>
+      <w:lvlJc w:val="left"/>
+      <w:pPr>
+        <w:tabs>
+          <w:tab w:val="num" w:pos="0"/>
+        </w:tabs>
+        <w:ind w:left="1089" w:hanging="360"/>
+      </w:pPr>
+      <w:rPr>
+        <w:rFonts w:ascii="Symbol" w:hAnsi="Symbol" w:cs="Symbol" w:hint="default"/>
+      </w:rPr>
+    </w:lvl>
+    <w:lvl w:ilvl="4">
+      <w:start w:val="1"/>
+      <w:numFmt w:val="bullet"/>
+      <w:lvlText w:val="o"/>
+      <w:lvlJc w:val="left"/>
+      <w:pPr>
+        <w:tabs>
+          <w:tab w:val="num" w:pos="0"/>
+        </w:tabs>
+        <w:ind w:left="1809" w:hanging="360"/>
+      </w:pPr>
+      <w:rPr>
+        <w:rFonts w:ascii="Courier New" w:hAnsi="Courier New" w:cs="Courier New" w:hint="default"/>
+      </w:rPr>
+    </w:lvl>
+    <w:lvl w:ilvl="5">
+      <w:start w:val="1"/>
+      <w:numFmt w:val="bullet"/>
+      <w:lvlText w:val=""/>
+      <w:lvlJc w:val="left"/>
+      <w:pPr>
+        <w:tabs>
+          <w:tab w:val="num" w:pos="0"/>
+        </w:tabs>
+        <w:ind w:left="2529" w:hanging="360"/>
+      </w:pPr>
+      <w:rPr>
+        <w:rFonts w:ascii="Wingdings" w:hAnsi="Wingdings" w:cs="Wingdings" w:hint="default"/>
+      </w:rPr>
+    </w:lvl>
+    <w:lvl w:ilvl="6">
+      <w:start w:val="1"/>
+      <w:numFmt w:val="bullet"/>
+      <w:lvlText w:val=""/>
+      <w:lvlJc w:val="left"/>
+      <w:pPr>
+        <w:tabs>
+          <w:tab w:val="num" w:pos="0"/>
+        </w:tabs>
+        <w:ind w:left="3249" w:hanging="360"/>
+      </w:pPr>
+      <w:rPr>
+        <w:rFonts w:ascii="Symbol" w:hAnsi="Symbol" w:cs="Symbol" w:hint="default"/>
+      </w:rPr>
+    </w:lvl>
+    <w:lvl w:ilvl="7">
+      <w:start w:val="1"/>
+      <w:numFmt w:val="bullet"/>
+      <w:lvlText w:val="o"/>
+      <w:lvlJc w:val="left"/>
+      <w:pPr>
+        <w:tabs>
+          <w:tab w:val="num" w:pos="0"/>
+        </w:tabs>
+        <w:ind w:left="3969" w:hanging="360"/>
+      </w:pPr>
+      <w:rPr>
+        <w:rFonts w:ascii="Courier New" w:hAnsi="Courier New" w:cs="Courier New" w:hint="default"/>
+      </w:rPr>
+    </w:lvl>
+    <w:lvl w:ilvl="8">
+      <w:start w:val="1"/>
+      <w:numFmt w:val="bullet"/>
+      <w:lvlText w:val=""/>
+      <w:lvlJc w:val="left"/>
+      <w:pPr>
+        <w:tabs>
+          <w:tab w:val="num" w:pos="0"/>
+        </w:tabs>
+        <w:ind w:left="4689" w:hanging="360"/>
+      </w:pPr>
+      <w:rPr>
+        <w:rFonts w:ascii="Wingdings" w:hAnsi="Wingdings" w:cs="Wingdings" w:hint="default"/>
+      </w:rPr>
+    </w:lvl>
+  </w:abstractNum>
+  <w:abstractNum w:abstractNumId="2">
+    <w:lvl w:ilvl="0">
       <w:start w:val="1"/>
       <w:numFmt w:val="decimal"/>
       <w:lvlText w:val="%1."/>
       <w:lvlJc w:val="left"/>
       <w:pPr>
-        <w:ind w:left="-2862" w:hanging="360"/>
-      </w:pPr>
-    </w:lvl>
-    <w:lvl w:ilvl="1" w:tplc="0C0C0019" w:tentative="1">
-      <w:start w:val="1"/>
-      <w:numFmt w:val="lowerLetter"/>
-      <w:lvlText w:val="%2."/>
-      <w:lvlJc w:val="left"/>
-      <w:pPr>
-        <w:ind w:left="-2142" w:hanging="360"/>
-      </w:pPr>
-    </w:lvl>
-    <w:lvl w:ilvl="2" w:tplc="0C0C001B" w:tentative="1">
-      <w:start w:val="1"/>
-      <w:numFmt w:val="lowerRoman"/>
-      <w:lvlText w:val="%3."/>
-      <w:lvlJc w:val="right"/>
-      <w:pPr>
-        <w:ind w:left="-1422" w:hanging="180"/>
-      </w:pPr>
-    </w:lvl>
-    <w:lvl w:ilvl="3" w:tplc="0C0C000F" w:tentative="1">
-      <w:start w:val="1"/>
-      <w:numFmt w:val="decimal"/>
-      <w:lvlText w:val="%4."/>
-      <w:lvlJc w:val="left"/>
-      <w:pPr>
-        <w:ind w:left="-702" w:hanging="360"/>
-      </w:pPr>
-    </w:lvl>
-    <w:lvl w:ilvl="4" w:tplc="0C0C0019" w:tentative="1">
-      <w:start w:val="1"/>
-      <w:numFmt w:val="lowerLetter"/>
-      <w:lvlText w:val="%5."/>
-      <w:lvlJc w:val="left"/>
-      <w:pPr>
-        <w:ind w:left="18" w:hanging="360"/>
-      </w:pPr>
-    </w:lvl>
-    <w:lvl w:ilvl="5" w:tplc="0C0C001B" w:tentative="1">
-      <w:start w:val="1"/>
-      <w:numFmt w:val="lowerRoman"/>
-      <w:lvlText w:val="%6."/>
-      <w:lvlJc w:val="right"/>
-      <w:pPr>
-        <w:ind w:left="738" w:hanging="180"/>
-      </w:pPr>
-    </w:lvl>
-    <w:lvl w:ilvl="6" w:tplc="0C0C000F" w:tentative="1">
-      <w:start w:val="1"/>
-      <w:numFmt w:val="decimal"/>
-      <w:lvlText w:val="%7."/>
-      <w:lvlJc w:val="left"/>
-      <w:pPr>
-        <w:ind w:left="1458" w:hanging="360"/>
-      </w:pPr>
-    </w:lvl>
-    <w:lvl w:ilvl="7" w:tplc="0C0C0019" w:tentative="1">
-      <w:start w:val="1"/>
-      <w:numFmt w:val="lowerLetter"/>
-      <w:lvlText w:val="%8."/>
-      <w:lvlJc w:val="left"/>
-      <w:pPr>
-        <w:ind w:left="2178" w:hanging="360"/>
-      </w:pPr>
-    </w:lvl>
-    <w:lvl w:ilvl="8" w:tplc="0C0C001B" w:tentative="1">
-      <w:start w:val="1"/>
-      <w:numFmt w:val="lowerRoman"/>
-      <w:lvlText w:val="%9."/>
-      <w:lvlJc w:val="right"/>
-      <w:pPr>
-        <w:ind w:left="2898" w:hanging="180"/>
-      </w:pPr>
-    </w:lvl>
-  </w:abstractNum>
-  <w:abstractNum w:abstractNumId="1" w15:restartNumberingAfterBreak="0">
-    <w:nsid w:val="1E4329D9"/>
-    <w:multiLevelType w:val="hybridMultilevel"/>
-    <w:tmpl w:val="4EACA724"/>
-    <w:lvl w:ilvl="0" w:tplc="0C0C0001">
-      <w:start w:val="1"/>
-      <w:numFmt w:val="bullet"/>
-      <w:lvlText w:val=""/>
-      <w:lvlJc w:val="left"/>
-      <w:pPr>
-        <w:ind w:left="-1071" w:hanging="360"/>
-      </w:pPr>
-      <w:rPr>
-        <w:rFonts w:hint="default" w:ascii="Symbol" w:hAnsi="Symbol"/>
-      </w:rPr>
-    </w:lvl>
-    <w:lvl w:ilvl="1" w:tplc="0C0C0003" w:tentative="1">
-      <w:start w:val="1"/>
-      <w:numFmt w:val="bullet"/>
-      <w:lvlText w:val="o"/>
-      <w:lvlJc w:val="left"/>
-      <w:pPr>
-        <w:ind w:left="-351" w:hanging="360"/>
-      </w:pPr>
-      <w:rPr>
-        <w:rFonts w:hint="default" w:ascii="Courier New" w:hAnsi="Courier New" w:cs="Courier New"/>
-      </w:rPr>
-    </w:lvl>
-    <w:lvl w:ilvl="2" w:tplc="0C0C0005" w:tentative="1">
-      <w:start w:val="1"/>
-      <w:numFmt w:val="bullet"/>
-      <w:lvlText w:val=""/>
-      <w:lvlJc w:val="left"/>
-      <w:pPr>
-        <w:ind w:left="369" w:hanging="360"/>
-      </w:pPr>
-      <w:rPr>
-        <w:rFonts w:hint="default" w:ascii="Wingdings" w:hAnsi="Wingdings"/>
-      </w:rPr>
-    </w:lvl>
-    <w:lvl w:ilvl="3" w:tplc="0C0C0001" w:tentative="1">
-      <w:start w:val="1"/>
-      <w:numFmt w:val="bullet"/>
-      <w:lvlText w:val=""/>
-      <w:lvlJc w:val="left"/>
-      <w:pPr>
-        <w:ind w:left="1089" w:hanging="360"/>
-      </w:pPr>
-      <w:rPr>
-        <w:rFonts w:hint="default" w:ascii="Symbol" w:hAnsi="Symbol"/>
-      </w:rPr>
-    </w:lvl>
-    <w:lvl w:ilvl="4" w:tplc="0C0C0003" w:tentative="1">
-      <w:start w:val="1"/>
-      <w:numFmt w:val="bullet"/>
-      <w:lvlText w:val="o"/>
-      <w:lvlJc w:val="left"/>
-      <w:pPr>
-        <w:ind w:left="1809" w:hanging="360"/>
-      </w:pPr>
-      <w:rPr>
-        <w:rFonts w:hint="default" w:ascii="Courier New" w:hAnsi="Courier New" w:cs="Courier New"/>
-      </w:rPr>
-    </w:lvl>
-    <w:lvl w:ilvl="5" w:tplc="0C0C0005" w:tentative="1">
-      <w:start w:val="1"/>
-      <w:numFmt w:val="bullet"/>
-      <w:lvlText w:val=""/>
-      <w:lvlJc w:val="left"/>
-      <w:pPr>
-        <w:ind w:left="2529" w:hanging="360"/>
-      </w:pPr>
-      <w:rPr>
-        <w:rFonts w:hint="default" w:ascii="Wingdings" w:hAnsi="Wingdings"/>
-      </w:rPr>
-    </w:lvl>
-    <w:lvl w:ilvl="6" w:tplc="0C0C0001" w:tentative="1">
-      <w:start w:val="1"/>
-      <w:numFmt w:val="bullet"/>
-      <w:lvlText w:val=""/>
-      <w:lvlJc w:val="left"/>
-      <w:pPr>
-        <w:ind w:left="3249" w:hanging="360"/>
-      </w:pPr>
-      <w:rPr>
-        <w:rFonts w:hint="default" w:ascii="Symbol" w:hAnsi="Symbol"/>
-      </w:rPr>
-    </w:lvl>
-    <w:lvl w:ilvl="7" w:tplc="0C0C0003" w:tentative="1">
-      <w:start w:val="1"/>
-      <w:numFmt w:val="bullet"/>
-      <w:lvlText w:val="o"/>
-      <w:lvlJc w:val="left"/>
-      <w:pPr>
-        <w:ind w:left="3969" w:hanging="360"/>
-      </w:pPr>
-      <w:rPr>
-        <w:rFonts w:hint="default" w:ascii="Courier New" w:hAnsi="Courier New" w:cs="Courier New"/>
-      </w:rPr>
-    </w:lvl>
-    <w:lvl w:ilvl="8" w:tplc="0C0C0005" w:tentative="1">
-      <w:start w:val="1"/>
-      <w:numFmt w:val="bullet"/>
-      <w:lvlText w:val=""/>
-      <w:lvlJc w:val="left"/>
-      <w:pPr>
-        <w:ind w:left="4689" w:hanging="360"/>
-      </w:pPr>
-      <w:rPr>
-        <w:rFonts w:hint="default" w:ascii="Wingdings" w:hAnsi="Wingdings"/>
-      </w:rPr>
-    </w:lvl>
-  </w:abstractNum>
-  <w:abstractNum w:abstractNumId="2" w15:restartNumberingAfterBreak="0">
-    <w:nsid w:val="2CC24BA9"/>
-    <w:multiLevelType w:val="hybridMultilevel"/>
-    <w:tmpl w:val="FA18026A"/>
-    <w:lvl w:ilvl="0" w:tplc="DF5C546A">
-      <w:start w:val="1"/>
-      <w:numFmt w:val="decimal"/>
-      <w:lvlText w:val="%1."/>
-      <w:lvlJc w:val="left"/>
-      <w:pPr>
+        <w:tabs>
+          <w:tab w:val="num" w:pos="0"/>
+        </w:tabs>
         <w:ind w:left="360" w:hanging="360"/>
       </w:pPr>
       <w:rPr>
@@ -1468,186 +1406,248 @@
         <w:szCs w:val="24"/>
       </w:rPr>
     </w:lvl>
-    <w:lvl w:ilvl="1" w:tplc="0C0C0019" w:tentative="1">
+    <w:lvl w:ilvl="1">
       <w:start w:val="1"/>
       <w:numFmt w:val="lowerLetter"/>
       <w:lvlText w:val="%2."/>
       <w:lvlJc w:val="left"/>
       <w:pPr>
+        <w:tabs>
+          <w:tab w:val="num" w:pos="0"/>
+        </w:tabs>
         <w:ind w:left="1080" w:hanging="360"/>
       </w:pPr>
+      <w:rPr/>
     </w:lvl>
-    <w:lvl w:ilvl="2" w:tplc="0C0C001B" w:tentative="1">
+    <w:lvl w:ilvl="2">
       <w:start w:val="1"/>
       <w:numFmt w:val="lowerRoman"/>
       <w:lvlText w:val="%3."/>
       <w:lvlJc w:val="right"/>
       <w:pPr>
+        <w:tabs>
+          <w:tab w:val="num" w:pos="0"/>
+        </w:tabs>
         <w:ind w:left="1800" w:hanging="180"/>
       </w:pPr>
+      <w:rPr/>
     </w:lvl>
-    <w:lvl w:ilvl="3" w:tplc="0C0C000F" w:tentative="1">
+    <w:lvl w:ilvl="3">
       <w:start w:val="1"/>
       <w:numFmt w:val="decimal"/>
       <w:lvlText w:val="%4."/>
       <w:lvlJc w:val="left"/>
       <w:pPr>
+        <w:tabs>
+          <w:tab w:val="num" w:pos="0"/>
+        </w:tabs>
         <w:ind w:left="2520" w:hanging="360"/>
       </w:pPr>
+      <w:rPr/>
     </w:lvl>
-    <w:lvl w:ilvl="4" w:tplc="0C0C0019" w:tentative="1">
+    <w:lvl w:ilvl="4">
       <w:start w:val="1"/>
       <w:numFmt w:val="lowerLetter"/>
       <w:lvlText w:val="%5."/>
       <w:lvlJc w:val="left"/>
       <w:pPr>
+        <w:tabs>
+          <w:tab w:val="num" w:pos="0"/>
+        </w:tabs>
         <w:ind w:left="3240" w:hanging="360"/>
       </w:pPr>
+      <w:rPr/>
     </w:lvl>
-    <w:lvl w:ilvl="5" w:tplc="0C0C001B" w:tentative="1">
+    <w:lvl w:ilvl="5">
       <w:start w:val="1"/>
       <w:numFmt w:val="lowerRoman"/>
       <w:lvlText w:val="%6."/>
       <w:lvlJc w:val="right"/>
       <w:pPr>
+        <w:tabs>
+          <w:tab w:val="num" w:pos="0"/>
+        </w:tabs>
         <w:ind w:left="3960" w:hanging="180"/>
       </w:pPr>
+      <w:rPr/>
     </w:lvl>
-    <w:lvl w:ilvl="6" w:tplc="0C0C000F" w:tentative="1">
+    <w:lvl w:ilvl="6">
       <w:start w:val="1"/>
       <w:numFmt w:val="decimal"/>
       <w:lvlText w:val="%7."/>
       <w:lvlJc w:val="left"/>
       <w:pPr>
+        <w:tabs>
+          <w:tab w:val="num" w:pos="0"/>
+        </w:tabs>
         <w:ind w:left="4680" w:hanging="360"/>
       </w:pPr>
+      <w:rPr/>
     </w:lvl>
-    <w:lvl w:ilvl="7" w:tplc="0C0C0019" w:tentative="1">
+    <w:lvl w:ilvl="7">
       <w:start w:val="1"/>
       <w:numFmt w:val="lowerLetter"/>
       <w:lvlText w:val="%8."/>
       <w:lvlJc w:val="left"/>
       <w:pPr>
+        <w:tabs>
+          <w:tab w:val="num" w:pos="0"/>
+        </w:tabs>
         <w:ind w:left="5400" w:hanging="360"/>
       </w:pPr>
+      <w:rPr/>
     </w:lvl>
-    <w:lvl w:ilvl="8" w:tplc="0C0C001B" w:tentative="1">
+    <w:lvl w:ilvl="8">
       <w:start w:val="1"/>
       <w:numFmt w:val="lowerRoman"/>
       <w:lvlText w:val="%9."/>
       <w:lvlJc w:val="right"/>
       <w:pPr>
+        <w:tabs>
+          <w:tab w:val="num" w:pos="0"/>
+        </w:tabs>
         <w:ind w:left="6120" w:hanging="180"/>
       </w:pPr>
+      <w:rPr/>
     </w:lvl>
   </w:abstractNum>
-  <w:abstractNum w:abstractNumId="3" w15:restartNumberingAfterBreak="0">
-    <w:nsid w:val="7A7B102C"/>
-    <w:multiLevelType w:val="hybridMultilevel"/>
-    <w:tmpl w:val="59301B12"/>
-    <w:lvl w:ilvl="0" w:tplc="0C0C000F">
+  <w:abstractNum w:abstractNumId="3">
+    <w:lvl w:ilvl="0">
       <w:start w:val="1"/>
-      <w:numFmt w:val="decimal"/>
-      <w:lvlText w:val="%1."/>
+      <w:numFmt w:val="none"/>
+      <w:suff w:val="nothing"/>
+      <w:lvlText w:val=""/>
       <w:lvlJc w:val="left"/>
       <w:pPr>
-        <w:ind w:left="720" w:hanging="360"/>
+        <w:tabs>
+          <w:tab w:val="num" w:pos="0"/>
+        </w:tabs>
+        <w:ind w:left="0" w:hanging="0"/>
       </w:pPr>
     </w:lvl>
-    <w:lvl w:ilvl="1" w:tplc="0C0C0019" w:tentative="1">
+    <w:lvl w:ilvl="1">
       <w:start w:val="1"/>
-      <w:numFmt w:val="lowerLetter"/>
-      <w:lvlText w:val="%2."/>
+      <w:numFmt w:val="none"/>
+      <w:suff w:val="nothing"/>
+      <w:lvlText w:val=""/>
       <w:lvlJc w:val="left"/>
       <w:pPr>
-        <w:ind w:left="1440" w:hanging="360"/>
+        <w:tabs>
+          <w:tab w:val="num" w:pos="0"/>
+        </w:tabs>
+        <w:ind w:left="0" w:hanging="0"/>
       </w:pPr>
     </w:lvl>
-    <w:lvl w:ilvl="2" w:tplc="0C0C001B" w:tentative="1">
+    <w:lvl w:ilvl="2">
       <w:start w:val="1"/>
-      <w:numFmt w:val="lowerRoman"/>
-      <w:lvlText w:val="%3."/>
-      <w:lvlJc w:val="right"/>
-      <w:pPr>
-        <w:ind w:left="2160" w:hanging="180"/>
+      <w:numFmt w:val="none"/>
+      <w:suff w:val="nothing"/>
+      <w:lvlText w:val=""/>
+      <w:lvlJc w:val="left"/>
+      <w:pPr>
+        <w:tabs>
+          <w:tab w:val="num" w:pos="0"/>
+        </w:tabs>
+        <w:ind w:left="0" w:hanging="0"/>
       </w:pPr>
     </w:lvl>
-    <w:lvl w:ilvl="3" w:tplc="0C0C000F" w:tentative="1">
+    <w:lvl w:ilvl="3">
       <w:start w:val="1"/>
-      <w:numFmt w:val="decimal"/>
-      <w:lvlText w:val="%4."/>
+      <w:numFmt w:val="none"/>
+      <w:suff w:val="nothing"/>
+      <w:lvlText w:val=""/>
       <w:lvlJc w:val="left"/>
       <w:pPr>
-        <w:ind w:left="2880" w:hanging="360"/>
+        <w:tabs>
+          <w:tab w:val="num" w:pos="0"/>
+        </w:tabs>
+        <w:ind w:left="0" w:hanging="0"/>
       </w:pPr>
     </w:lvl>
-    <w:lvl w:ilvl="4" w:tplc="0C0C0019" w:tentative="1">
+    <w:lvl w:ilvl="4">
       <w:start w:val="1"/>
-      <w:numFmt w:val="lowerLetter"/>
-      <w:lvlText w:val="%5."/>
+      <w:numFmt w:val="none"/>
+      <w:suff w:val="nothing"/>
+      <w:lvlText w:val=""/>
       <w:lvlJc w:val="left"/>
       <w:pPr>
-        <w:ind w:left="3600" w:hanging="360"/>
+        <w:tabs>
+          <w:tab w:val="num" w:pos="0"/>
+        </w:tabs>
+        <w:ind w:left="0" w:hanging="0"/>
       </w:pPr>
     </w:lvl>
-    <w:lvl w:ilvl="5" w:tplc="0C0C001B" w:tentative="1">
+    <w:lvl w:ilvl="5">
       <w:start w:val="1"/>
-      <w:numFmt w:val="lowerRoman"/>
-      <w:lvlText w:val="%6."/>
-      <w:lvlJc w:val="right"/>
-      <w:pPr>
-        <w:ind w:left="4320" w:hanging="180"/>
+      <w:numFmt w:val="none"/>
+      <w:suff w:val="nothing"/>
+      <w:lvlText w:val=""/>
+      <w:lvlJc w:val="left"/>
+      <w:pPr>
+        <w:tabs>
+          <w:tab w:val="num" w:pos="0"/>
+        </w:tabs>
+        <w:ind w:left="0" w:hanging="0"/>
       </w:pPr>
     </w:lvl>
-    <w:lvl w:ilvl="6" w:tplc="0C0C000F" w:tentative="1">
+    <w:lvl w:ilvl="6">
       <w:start w:val="1"/>
-      <w:numFmt w:val="decimal"/>
-      <w:lvlText w:val="%7."/>
+      <w:numFmt w:val="none"/>
+      <w:suff w:val="nothing"/>
+      <w:lvlText w:val=""/>
       <w:lvlJc w:val="left"/>
       <w:pPr>
-        <w:ind w:left="5040" w:hanging="360"/>
+        <w:tabs>
+          <w:tab w:val="num" w:pos="0"/>
+        </w:tabs>
+        <w:ind w:left="0" w:hanging="0"/>
       </w:pPr>
     </w:lvl>
-    <w:lvl w:ilvl="7" w:tplc="0C0C0019" w:tentative="1">
+    <w:lvl w:ilvl="7">
       <w:start w:val="1"/>
-      <w:numFmt w:val="lowerLetter"/>
-      <w:lvlText w:val="%8."/>
+      <w:numFmt w:val="none"/>
+      <w:suff w:val="nothing"/>
+      <w:lvlText w:val=""/>
       <w:lvlJc w:val="left"/>
       <w:pPr>
-        <w:ind w:left="5760" w:hanging="360"/>
+        <w:tabs>
+          <w:tab w:val="num" w:pos="0"/>
+        </w:tabs>
+        <w:ind w:left="0" w:hanging="0"/>
       </w:pPr>
     </w:lvl>
-    <w:lvl w:ilvl="8" w:tplc="0C0C001B" w:tentative="1">
+    <w:lvl w:ilvl="8">
       <w:start w:val="1"/>
-      <w:numFmt w:val="lowerRoman"/>
-      <w:lvlText w:val="%9."/>
-      <w:lvlJc w:val="right"/>
-      <w:pPr>
-        <w:ind w:left="6480" w:hanging="180"/>
+      <w:numFmt w:val="none"/>
+      <w:suff w:val="nothing"/>
+      <w:lvlText w:val=""/>
+      <w:lvlJc w:val="left"/>
+      <w:pPr>
+        <w:tabs>
+          <w:tab w:val="num" w:pos="0"/>
+        </w:tabs>
+        <w:ind w:left="0" w:hanging="0"/>
       </w:pPr>
     </w:lvl>
   </w:abstractNum>
-  <w:num w:numId="1" w16cid:durableId="1208639553">
-    <w:abstractNumId w:val="3"/>
-  </w:num>
-  <w:num w:numId="2" w16cid:durableId="1972638144">
+  <w:num w:numId="1">
     <w:abstractNumId w:val="1"/>
   </w:num>
-  <w:num w:numId="3" w16cid:durableId="1822577419">
-    <w:abstractNumId w:val="0"/>
+  <w:num w:numId="2">
+    <w:abstractNumId w:val="2"/>
   </w:num>
-  <w:num w:numId="4" w16cid:durableId="1955479480">
-    <w:abstractNumId w:val="2"/>
+  <w:num w:numId="3">
+    <w:abstractNumId w:val="3"/>
   </w:num>
 </w:numbering>
 </file>
 
 <file path=word/styles.xml><?xml version="1.0" encoding="utf-8"?>
-<w:styles xmlns:mc="http://schemas.openxmlformats.org/markup-compatibility/2006" xmlns:r="http://schemas.openxmlformats.org/officeDocument/2006/relationships" xmlns:w="http://schemas.openxmlformats.org/wordprocessingml/2006/main" xmlns:w14="http://schemas.microsoft.com/office/word/2010/wordml" xmlns:w15="http://schemas.microsoft.com/office/word/2012/wordml" xmlns:w16cex="http://schemas.microsoft.com/office/word/2018/wordml/cex" xmlns:w16cid="http://schemas.microsoft.com/office/word/2016/wordml/cid" xmlns:w16="http://schemas.microsoft.com/office/word/2018/wordml" xmlns:w16sdtdh="http://schemas.microsoft.com/office/word/2020/wordml/sdtdatahash" xmlns:w16se="http://schemas.microsoft.com/office/word/2015/wordml/symex" mc:Ignorable="w14 w15 w16se w16cid w16 w16cex w16sdtdh">
+<w:styles xmlns:w="http://schemas.openxmlformats.org/wordprocessingml/2006/main" xmlns:w14="http://schemas.microsoft.com/office/word/2010/wordml" xmlns:mc="http://schemas.openxmlformats.org/markup-compatibility/2006" mc:Ignorable="w14">
   <w:docDefaults>
     <w:rPrDefault>
       <w:rPr>
-        <w:rFonts w:asciiTheme="minorHAnsi" w:hAnsiTheme="minorHAnsi" w:eastAsiaTheme="minorHAnsi" w:cstheme="minorBidi"/>
+        <w:rFonts w:ascii="Calibri" w:hAnsi="Calibri" w:eastAsia="Calibri" w:cs="" w:asciiTheme="minorHAnsi" w:cstheme="minorBidi" w:eastAsiaTheme="minorHAnsi" w:hAnsiTheme="minorHAnsi"/>
         <w:sz w:val="22"/>
         <w:szCs w:val="22"/>
         <w:lang w:val="fr-CA" w:eastAsia="en-US" w:bidi="ar-SA"/>
@@ -1655,7 +1655,7 @@
     </w:rPrDefault>
     <w:pPrDefault>
       <w:pPr>
-        <w:spacing w:after="160" w:line="259" w:lineRule="auto"/>
+        <w:suppressAutoHyphens w:val="true"/>
       </w:pPr>
     </w:pPrDefault>
   </w:docDefaults>
@@ -2040,20 +2040,137 @@
   <w:style w:type="paragraph" w:styleId="Normal" w:default="1">
     <w:name w:val="Normal"/>
     <w:qFormat/>
+    <w:pPr>
+      <w:widowControl/>
+      <w:bidi w:val="0"/>
+      <w:spacing w:lineRule="auto" w:line="259" w:before="0" w:after="160"/>
+      <w:jc w:val="left"/>
+    </w:pPr>
+    <w:rPr>
+      <w:rFonts w:ascii="Calibri" w:hAnsi="Calibri" w:eastAsia="Calibri" w:cs="" w:asciiTheme="minorHAnsi" w:cstheme="minorBidi" w:eastAsiaTheme="minorHAnsi" w:hAnsiTheme="minorHAnsi"/>
+      <w:color w:val="auto"/>
+      <w:kern w:val="0"/>
+      <w:sz w:val="22"/>
+      <w:szCs w:val="22"/>
+      <w:lang w:val="fr-CA" w:eastAsia="en-US" w:bidi="ar-SA"/>
+    </w:rPr>
   </w:style>
-  <w:style w:type="character" w:styleId="Policepardfaut" w:default="1">
+  <w:style w:type="character" w:styleId="DefaultParagraphFont" w:default="1">
     <w:name w:val="Default Paragraph Font"/>
     <w:uiPriority w:val="1"/>
     <w:semiHidden/>
     <w:unhideWhenUsed/>
+    <w:qFormat/>
+    <w:rPr/>
   </w:style>
-  <w:style w:type="table" w:styleId="TableauNormal" w:default="1">
+  <w:style w:type="character" w:styleId="Hyperlink">
+    <w:name w:val="Hyperlink"/>
+    <w:basedOn w:val="DefaultParagraphFont"/>
+    <w:uiPriority w:val="99"/>
+    <w:unhideWhenUsed/>
+    <w:rsid w:val="00644620"/>
+    <w:rPr>
+      <w:color w:themeColor="hyperlink" w:val="0563C1"/>
+      <w:u w:val="single"/>
+    </w:rPr>
+  </w:style>
+  <w:style w:type="character" w:styleId="UnresolvedMention">
+    <w:name w:val="Unresolved Mention"/>
+    <w:basedOn w:val="DefaultParagraphFont"/>
+    <w:uiPriority w:val="99"/>
+    <w:semiHidden/>
+    <w:unhideWhenUsed/>
+    <w:qFormat/>
+    <w:rsid w:val="00644620"/>
+    <w:rPr>
+      <w:color w:val="605E5C"/>
+      <w:shd w:fill="E1DFDD" w:val="clear"/>
+    </w:rPr>
+  </w:style>
+  <w:style w:type="paragraph" w:styleId="Heading">
+    <w:name w:val="Heading"/>
+    <w:basedOn w:val="Normal"/>
+    <w:next w:val="BodyText"/>
+    <w:qFormat/>
+    <w:pPr>
+      <w:keepNext w:val="true"/>
+      <w:spacing w:before="240" w:after="120"/>
+    </w:pPr>
+    <w:rPr>
+      <w:rFonts w:ascii="Liberation Sans" w:hAnsi="Liberation Sans" w:eastAsia="Noto Sans CJK SC" w:cs="Noto Sans Devanagari"/>
+      <w:sz w:val="28"/>
+      <w:szCs w:val="28"/>
+    </w:rPr>
+  </w:style>
+  <w:style w:type="paragraph" w:styleId="BodyText">
+    <w:name w:val="Body Text"/>
+    <w:basedOn w:val="Normal"/>
+    <w:pPr>
+      <w:spacing w:lineRule="auto" w:line="276" w:before="0" w:after="140"/>
+    </w:pPr>
+    <w:rPr/>
+  </w:style>
+  <w:style w:type="paragraph" w:styleId="List">
+    <w:name w:val="List"/>
+    <w:basedOn w:val="BodyText"/>
+    <w:pPr/>
+    <w:rPr>
+      <w:rFonts w:cs="Noto Sans Devanagari"/>
+    </w:rPr>
+  </w:style>
+  <w:style w:type="paragraph" w:styleId="Caption">
+    <w:name w:val="Caption"/>
+    <w:basedOn w:val="Normal"/>
+    <w:qFormat/>
+    <w:pPr>
+      <w:suppressLineNumbers/>
+      <w:spacing w:before="120" w:after="120"/>
+    </w:pPr>
+    <w:rPr>
+      <w:rFonts w:cs="Noto Sans Devanagari"/>
+      <w:i/>
+      <w:iCs/>
+      <w:sz w:val="24"/>
+      <w:szCs w:val="24"/>
+    </w:rPr>
+  </w:style>
+  <w:style w:type="paragraph" w:styleId="Index">
+    <w:name w:val="Index"/>
+    <w:basedOn w:val="Normal"/>
+    <w:qFormat/>
+    <w:pPr>
+      <w:suppressLineNumbers/>
+    </w:pPr>
+    <w:rPr>
+      <w:rFonts w:cs="Noto Sans Devanagari"/>
+    </w:rPr>
+  </w:style>
+  <w:style w:type="paragraph" w:styleId="ListParagraph">
+    <w:name w:val="List Paragraph"/>
+    <w:basedOn w:val="Normal"/>
+    <w:uiPriority w:val="34"/>
+    <w:qFormat/>
+    <w:rsid w:val="008164a1"/>
+    <w:pPr>
+      <w:spacing w:before="0" w:after="160"/>
+      <w:ind w:left="720"/>
+      <w:contextualSpacing/>
+    </w:pPr>
+    <w:rPr/>
+  </w:style>
+  <w:style w:type="numbering" w:styleId="NoList" w:default="1">
+    <w:name w:val="No List"/>
+    <w:uiPriority w:val="99"/>
+    <w:semiHidden/>
+    <w:unhideWhenUsed/>
+    <w:qFormat/>
+  </w:style>
+  <w:style w:type="table" w:default="1" w:styleId="TableauNormal">
     <w:name w:val="Normal Table"/>
     <w:uiPriority w:val="99"/>
     <w:semiHidden/>
     <w:unhideWhenUsed/>
     <w:tblPr>
-      <w:tblInd w:w="0" w:type="dxa"/>
       <w:tblCellMar>
         <w:top w:w="0" w:type="dxa"/>
         <w:left w:w="108" w:type="dxa"/>
@@ -2062,28 +2179,11 @@
       </w:tblCellMar>
     </w:tblPr>
   </w:style>
-  <w:style w:type="numbering" w:styleId="Aucuneliste" w:default="1">
-    <w:name w:val="No List"/>
-    <w:uiPriority w:val="99"/>
-    <w:semiHidden/>
-    <w:unhideWhenUsed/>
-  </w:style>
-  <w:style w:type="paragraph" w:styleId="Paragraphedeliste">
-    <w:name w:val="List Paragraph"/>
-    <w:basedOn w:val="Normal"/>
-    <w:uiPriority w:val="34"/>
-    <w:qFormat/>
-    <w:rsid w:val="008164A1"/>
-    <w:pPr>
-      <w:ind w:left="720"/>
-      <w:contextualSpacing/>
-    </w:pPr>
-  </w:style>
   <w:style w:type="table" w:styleId="Grilledutableau">
     <w:name w:val="Table Grid"/>
     <w:basedOn w:val="TableauNormal"/>
     <w:uiPriority w:val="39"/>
-    <w:rsid w:val="00380C1B"/>
+    <w:rsid w:val="00380c1b"/>
     <w:pPr>
       <w:spacing w:after="0" w:line="240" w:lineRule="auto"/>
     </w:pPr>
@@ -2098,222 +2198,101 @@
       </w:tblBorders>
     </w:tblPr>
   </w:style>
-  <w:style w:type="character" w:styleId="Lienhypertexte">
-    <w:name w:val="Hyperlink"/>
-    <w:basedOn w:val="Policepardfaut"/>
-    <w:uiPriority w:val="99"/>
-    <w:unhideWhenUsed/>
-    <w:rsid w:val="00644620"/>
-    <w:rPr>
-      <w:color w:val="0563C1" w:themeColor="hyperlink"/>
-      <w:u w:val="single"/>
-    </w:rPr>
-  </w:style>
-  <w:style w:type="character" w:styleId="Mentionnonrsolue">
-    <w:name w:val="Unresolved Mention"/>
-    <w:basedOn w:val="Policepardfaut"/>
-    <w:uiPriority w:val="99"/>
-    <w:semiHidden/>
-    <w:unhideWhenUsed/>
-    <w:rsid w:val="00644620"/>
-    <w:rPr>
-      <w:color w:val="605E5C"/>
-      <w:shd w:val="clear" w:color="auto" w:fill="E1DFDD"/>
-    </w:rPr>
-  </w:style>
 </w:styles>
 </file>
 
 <file path=word/theme/theme1.xml><?xml version="1.0" encoding="utf-8"?>
-<a:theme xmlns:a="http://schemas.openxmlformats.org/drawingml/2006/main" name="Thème Office">
+<a:theme xmlns:a="http://schemas.openxmlformats.org/drawingml/2006/main" xmlns:r="http://schemas.openxmlformats.org/officeDocument/2006/relationships" name="Thème Office">
   <a:themeElements>
     <a:clrScheme name="Office">
       <a:dk1>
-        <a:sysClr val="windowText" lastClr="000000"/>
+        <a:srgbClr val="000000"/>
       </a:dk1>
       <a:lt1>
-        <a:sysClr val="window" lastClr="FFFFFF"/>
+        <a:srgbClr val="ffffff"/>
       </a:lt1>
       <a:dk2>
-        <a:srgbClr val="44546A"/>
+        <a:srgbClr val="44546a"/>
       </a:dk2>
       <a:lt2>
-        <a:srgbClr val="E7E6E6"/>
+        <a:srgbClr val="e7e6e6"/>
       </a:lt2>
       <a:accent1>
-        <a:srgbClr val="4472C4"/>
+        <a:srgbClr val="4472c4"/>
       </a:accent1>
       <a:accent2>
-        <a:srgbClr val="ED7D31"/>
+        <a:srgbClr val="ed7d31"/>
       </a:accent2>
       <a:accent3>
-        <a:srgbClr val="A5A5A5"/>
+        <a:srgbClr val="a5a5a5"/>
       </a:accent3>
       <a:accent4>
-        <a:srgbClr val="FFC000"/>
+        <a:srgbClr val="ffc000"/>
       </a:accent4>
       <a:accent5>
-        <a:srgbClr val="5B9BD5"/>
+        <a:srgbClr val="5b9bd5"/>
       </a:accent5>
       <a:accent6>
-        <a:srgbClr val="70AD47"/>
+        <a:srgbClr val="70ad47"/>
       </a:accent6>
       <a:hlink>
-        <a:srgbClr val="0563C1"/>
+        <a:srgbClr val="0563c1"/>
       </a:hlink>
       <a:folHlink>
-        <a:srgbClr val="954F72"/>
+        <a:srgbClr val="954f72"/>
       </a:folHlink>
     </a:clrScheme>
     <a:fontScheme name="Office">
       <a:majorFont>
-        <a:latin typeface="Calibri Light" panose="020F0302020204030204"/>
+        <a:latin typeface="Calibri Light" panose="020F0302020204030204" pitchFamily="0" charset="1"/>
         <a:ea typeface=""/>
         <a:cs typeface=""/>
-        <a:font script="Jpan" typeface="游ゴシック Light"/>
-        <a:font script="Hang" typeface="맑은 고딕"/>
-        <a:font script="Hans" typeface="等线 Light"/>
-        <a:font script="Hant" typeface="新細明體"/>
-        <a:font script="Arab" typeface="Times New Roman"/>
-        <a:font script="Hebr" typeface="Times New Roman"/>
-        <a:font script="Thai" typeface="Angsana New"/>
-        <a:font script="Ethi" typeface="Nyala"/>
-        <a:font script="Beng" typeface="Vrinda"/>
-        <a:font script="Gujr" typeface="Shruti"/>
-        <a:font script="Khmr" typeface="MoolBoran"/>
-        <a:font script="Knda" typeface="Tunga"/>
-        <a:font script="Guru" typeface="Raavi"/>
-        <a:font script="Cans" typeface="Euphemia"/>
-        <a:font script="Cher" typeface="Plantagenet Cherokee"/>
-        <a:font script="Yiii" typeface="Microsoft Yi Baiti"/>
-        <a:font script="Tibt" typeface="Microsoft Himalaya"/>
-        <a:font script="Thaa" typeface="MV Boli"/>
-        <a:font script="Deva" typeface="Mangal"/>
-        <a:font script="Telu" typeface="Gautami"/>
-        <a:font script="Taml" typeface="Latha"/>
-        <a:font script="Syrc" typeface="Estrangelo Edessa"/>
-        <a:font script="Orya" typeface="Kalinga"/>
-        <a:font script="Mlym" typeface="Kartika"/>
-        <a:font script="Laoo" typeface="DokChampa"/>
-        <a:font script="Sinh" typeface="Iskoola Pota"/>
-        <a:font script="Mong" typeface="Mongolian Baiti"/>
-        <a:font script="Viet" typeface="Times New Roman"/>
-        <a:font script="Uigh" typeface="Microsoft Uighur"/>
-        <a:font script="Geor" typeface="Sylfaen"/>
-        <a:font script="Armn" typeface="Arial"/>
-        <a:font script="Bugi" typeface="Leelawadee UI"/>
-        <a:font script="Bopo" typeface="Microsoft JhengHei"/>
-        <a:font script="Java" typeface="Javanese Text"/>
-        <a:font script="Lisu" typeface="Segoe UI"/>
-        <a:font script="Mymr" typeface="Myanmar Text"/>
-        <a:font script="Nkoo" typeface="Ebrima"/>
-        <a:font script="Olck" typeface="Nirmala UI"/>
-        <a:font script="Osma" typeface="Ebrima"/>
-        <a:font script="Phag" typeface="Phagspa"/>
-        <a:font script="Syrn" typeface="Estrangelo Edessa"/>
-        <a:font script="Syrj" typeface="Estrangelo Edessa"/>
-        <a:font script="Syre" typeface="Estrangelo Edessa"/>
-        <a:font script="Sora" typeface="Nirmala UI"/>
-        <a:font script="Tale" typeface="Microsoft Tai Le"/>
-        <a:font script="Talu" typeface="Microsoft New Tai Lue"/>
-        <a:font script="Tfng" typeface="Ebrima"/>
       </a:majorFont>
       <a:minorFont>
-        <a:latin typeface="Calibri" panose="020F0502020204030204"/>
+        <a:latin typeface="Calibri" panose="020F0502020204030204" pitchFamily="0" charset="1"/>
         <a:ea typeface=""/>
         <a:cs typeface=""/>
-        <a:font script="Jpan" typeface="游明朝"/>
-        <a:font script="Hang" typeface="맑은 고딕"/>
-        <a:font script="Hans" typeface="等线"/>
-        <a:font script="Hant" typeface="新細明體"/>
-        <a:font script="Arab" typeface="Arial"/>
-        <a:font script="Hebr" typeface="Arial"/>
-        <a:font script="Thai" typeface="Cordia New"/>
-        <a:font script="Ethi" typeface="Nyala"/>
-        <a:font script="Beng" typeface="Vrinda"/>
-        <a:font script="Gujr" typeface="Shruti"/>
-        <a:font script="Khmr" typeface="DaunPenh"/>
-        <a:font script="Knda" typeface="Tunga"/>
-        <a:font script="Guru" typeface="Raavi"/>
-        <a:font script="Cans" typeface="Euphemia"/>
-        <a:font script="Cher" typeface="Plantagenet Cherokee"/>
-        <a:font script="Yiii" typeface="Microsoft Yi Baiti"/>
-        <a:font script="Tibt" typeface="Microsoft Himalaya"/>
-        <a:font script="Thaa" typeface="MV Boli"/>
-        <a:font script="Deva" typeface="Mangal"/>
-        <a:font script="Telu" typeface="Gautami"/>
-        <a:font script="Taml" typeface="Latha"/>
-        <a:font script="Syrc" typeface="Estrangelo Edessa"/>
-        <a:font script="Orya" typeface="Kalinga"/>
-        <a:font script="Mlym" typeface="Kartika"/>
-        <a:font script="Laoo" typeface="DokChampa"/>
-        <a:font script="Sinh" typeface="Iskoola Pota"/>
-        <a:font script="Mong" typeface="Mongolian Baiti"/>
-        <a:font script="Viet" typeface="Arial"/>
-        <a:font script="Uigh" typeface="Microsoft Uighur"/>
-        <a:font script="Geor" typeface="Sylfaen"/>
-        <a:font script="Armn" typeface="Arial"/>
-        <a:font script="Bugi" typeface="Leelawadee UI"/>
-        <a:font script="Bopo" typeface="Microsoft JhengHei"/>
-        <a:font script="Java" typeface="Javanese Text"/>
-        <a:font script="Lisu" typeface="Segoe UI"/>
-        <a:font script="Mymr" typeface="Myanmar Text"/>
-        <a:font script="Nkoo" typeface="Ebrima"/>
-        <a:font script="Olck" typeface="Nirmala UI"/>
-        <a:font script="Osma" typeface="Ebrima"/>
-        <a:font script="Phag" typeface="Phagspa"/>
-        <a:font script="Syrn" typeface="Estrangelo Edessa"/>
-        <a:font script="Syrj" typeface="Estrangelo Edessa"/>
-        <a:font script="Syre" typeface="Estrangelo Edessa"/>
-        <a:font script="Sora" typeface="Nirmala UI"/>
-        <a:font script="Tale" typeface="Microsoft Tai Le"/>
-        <a:font script="Talu" typeface="Microsoft New Tai Lue"/>
-        <a:font script="Tfng" typeface="Ebrima"/>
       </a:minorFont>
     </a:fontScheme>
-    <a:fmtScheme name="Office">
+    <a:fmtScheme>
       <a:fillStyleLst>
         <a:solidFill>
           <a:schemeClr val="phClr"/>
         </a:solidFill>
-        <a:gradFill rotWithShape="1">
+        <a:gradFill>
           <a:gsLst>
             <a:gs pos="0">
               <a:schemeClr val="phClr">
                 <a:lumMod val="110000"/>
-                <a:satMod val="105000"/>
                 <a:tint val="67000"/>
               </a:schemeClr>
             </a:gs>
             <a:gs pos="50000">
               <a:schemeClr val="phClr">
                 <a:lumMod val="105000"/>
-                <a:satMod val="103000"/>
                 <a:tint val="73000"/>
               </a:schemeClr>
             </a:gs>
             <a:gs pos="100000">
               <a:schemeClr val="phClr">
                 <a:lumMod val="105000"/>
-                <a:satMod val="109000"/>
                 <a:tint val="81000"/>
               </a:schemeClr>
             </a:gs>
           </a:gsLst>
           <a:lin ang="5400000" scaled="0"/>
+          <a:tileRect l="0" t="0" r="0" b="0"/>
         </a:gradFill>
-        <a:gradFill rotWithShape="1">
+        <a:gradFill>
           <a:gsLst>
             <a:gs pos="0">
               <a:schemeClr val="phClr">
-                <a:satMod val="103000"/>
                 <a:lumMod val="102000"/>
                 <a:tint val="94000"/>
               </a:schemeClr>
             </a:gs>
             <a:gs pos="50000">
               <a:schemeClr val="phClr">
-                <a:satMod val="110000"/>
                 <a:lumMod val="100000"/>
                 <a:shade val="100000"/>
               </a:schemeClr>
@@ -2321,33 +2300,24 @@
             <a:gs pos="100000">
               <a:schemeClr val="phClr">
                 <a:lumMod val="99000"/>
-                <a:satMod val="120000"/>
                 <a:shade val="78000"/>
               </a:schemeClr>
             </a:gs>
           </a:gsLst>
           <a:lin ang="5400000" scaled="0"/>
+          <a:tileRect l="0" t="0" r="0" b="0"/>
         </a:gradFill>
       </a:fillStyleLst>
       <a:lnStyleLst>
         <a:ln w="6350" cap="flat" cmpd="sng" algn="ctr">
-          <a:solidFill>
-            <a:schemeClr val="phClr"/>
-          </a:solidFill>
           <a:prstDash val="solid"/>
           <a:miter lim="800000"/>
         </a:ln>
         <a:ln w="12700" cap="flat" cmpd="sng" algn="ctr">
-          <a:solidFill>
-            <a:schemeClr val="phClr"/>
-          </a:solidFill>
           <a:prstDash val="solid"/>
           <a:miter lim="800000"/>
         </a:ln>
         <a:ln w="19050" cap="flat" cmpd="sng" algn="ctr">
-          <a:solidFill>
-            <a:schemeClr val="phClr"/>
-          </a:solidFill>
           <a:prstDash val="solid"/>
           <a:miter lim="800000"/>
         </a:ln>
@@ -2360,13 +2330,7 @@
           <a:effectLst/>
         </a:effectStyle>
         <a:effectStyle>
-          <a:effectLst>
-            <a:outerShdw blurRad="57150" dist="19050" dir="5400000" algn="ctr" rotWithShape="0">
-              <a:srgbClr val="000000">
-                <a:alpha val="63000"/>
-              </a:srgbClr>
-            </a:outerShdw>
-          </a:effectLst>
+          <a:effectLst/>
         </a:effectStyle>
       </a:effectStyleLst>
       <a:bgFillStyleLst>
@@ -2376,15 +2340,13 @@
         <a:solidFill>
           <a:schemeClr val="phClr">
             <a:tint val="95000"/>
-            <a:satMod val="170000"/>
           </a:schemeClr>
         </a:solidFill>
-        <a:gradFill rotWithShape="1">
+        <a:gradFill>
           <a:gsLst>
             <a:gs pos="0">
               <a:schemeClr val="phClr">
                 <a:tint val="93000"/>
-                <a:satMod val="150000"/>
                 <a:shade val="98000"/>
                 <a:lumMod val="102000"/>
               </a:schemeClr>
@@ -2392,7 +2354,6 @@
             <a:gs pos="50000">
               <a:schemeClr val="phClr">
                 <a:tint val="98000"/>
-                <a:satMod val="130000"/>
                 <a:shade val="90000"/>
                 <a:lumMod val="103000"/>
               </a:schemeClr>
@@ -2400,26 +2361,28 @@
             <a:gs pos="100000">
               <a:schemeClr val="phClr">
                 <a:shade val="63000"/>
-                <a:satMod val="120000"/>
               </a:schemeClr>
             </a:gs>
           </a:gsLst>
           <a:lin ang="5400000" scaled="0"/>
+          <a:tileRect l="0" t="0" r="0" b="0"/>
         </a:gradFill>
       </a:bgFillStyleLst>
     </a:fmtScheme>
   </a:themeElements>
-  <a:objectDefaults/>
-  <a:extraClrSchemeLst/>
-  <a:extLst>
-    <a:ext uri="{05A4C25C-085E-4340-85A3-A5531E510DB2}">
-      <thm15:themeFamily xmlns:thm15="http://schemas.microsoft.com/office/thememl/2012/main" name="Office Theme" id="{62F939B6-93AF-4DB8-9C6B-D6C7DFDC589F}" vid="{4A3C46E8-61CC-4603-A589-7422A47A8E4A}"/>
-    </a:ext>
-  </a:extLst>
 </a:theme>
 </file>
 
 <file path=customXml/item1.xml><?xml version="1.0" encoding="utf-8"?>
+<?mso-contentType ?>
+<FormTemplates xmlns="http://schemas.microsoft.com/sharepoint/v3/contenttype/forms">
+  <Display>DocumentLibraryForm</Display>
+  <Edit>DocumentLibraryForm</Edit>
+  <New>DocumentLibraryForm</New>
+</FormTemplates>
+</file>
+
+<file path=customXml/item2.xml><?xml version="1.0" encoding="utf-8"?>
 <ct:contentTypeSchema xmlns:ct="http://schemas.microsoft.com/office/2006/metadata/contentType" xmlns:ma="http://schemas.microsoft.com/office/2006/metadata/properties/metaAttributes" ct:_="" ma:_="" ma:contentTypeName="Document" ma:contentTypeID="0x010100D129A719FBE9424BAEAA3E685EC821E5" ma:contentTypeVersion="15" ma:contentTypeDescription="Crée un document." ma:contentTypeScope="" ma:versionID="1d1250d4f23777a3ee201e9b9bdd9630">
   <xsd:schema xmlns:xsd="http://www.w3.org/2001/XMLSchema" xmlns:xs="http://www.w3.org/2001/XMLSchema" xmlns:p="http://schemas.microsoft.com/office/2006/metadata/properties" xmlns:ns2="ee3b7c67-28c9-4d7c-a669-1dff6e18d7da" xmlns:ns3="36e2cab8-2cfe-4038-b0b8-db0d9a630908" targetNamespace="http://schemas.microsoft.com/office/2006/metadata/properties" ma:root="true" ma:fieldsID="8cc5c2f6cc4681878b7c85522b8e7808" ns2:_="" ns3:_="">
     <xsd:import namespace="ee3b7c67-28c9-4d7c-a669-1dff6e18d7da"/>
@@ -2654,15 +2617,6 @@
 </ct:contentTypeSchema>
 </file>
 
-<file path=customXml/item2.xml><?xml version="1.0" encoding="utf-8"?>
-<?mso-contentType ?>
-<FormTemplates xmlns="http://schemas.microsoft.com/sharepoint/v3/contenttype/forms">
-  <Display>DocumentLibraryForm</Display>
-  <Edit>DocumentLibraryForm</Edit>
-  <New>DocumentLibraryForm</New>
-</FormTemplates>
-</file>
-
 <file path=customXml/item3.xml><?xml version="1.0" encoding="utf-8"?>
 <p:properties xmlns:p="http://schemas.microsoft.com/office/2006/metadata/properties" xmlns:xsi="http://www.w3.org/2001/XMLSchema-instance" xmlns:pc="http://schemas.microsoft.com/office/infopath/2007/PartnerControls">
   <documentManagement>
@@ -2675,11 +2629,11 @@
 </file>
 
 <file path=customXml/itemProps1.xml><?xml version="1.0" encoding="utf-8"?>
-<ds:datastoreItem xmlns:ds="http://schemas.openxmlformats.org/officeDocument/2006/customXml" ds:itemID="{8597385F-E333-4892-A1EB-452AE4477D84}"/>
+<ds:datastoreItem xmlns:ds="http://schemas.openxmlformats.org/officeDocument/2006/customXml" ds:itemID="{80813356-CC95-4D70-8C0A-933399E76ADB}"/>
 </file>
 
 <file path=customXml/itemProps2.xml><?xml version="1.0" encoding="utf-8"?>
-<ds:datastoreItem xmlns:ds="http://schemas.openxmlformats.org/officeDocument/2006/customXml" ds:itemID="{80813356-CC95-4D70-8C0A-933399E76ADB}"/>
+<ds:datastoreItem xmlns:ds="http://schemas.openxmlformats.org/officeDocument/2006/customXml" ds:itemID="{8597385F-E333-4892-A1EB-452AE4477D84}"/>
 </file>
 
 <file path=customXml/itemProps3.xml><?xml version="1.0" encoding="utf-8"?>
